--- a/Assignment 7/Arrays.docx
+++ b/Assignment 7/Arrays.docx
@@ -22,6 +22,24 @@
     </w:p>
     <w:p>
       <w:pPr>
+        <w:jc w:val="center"/>
+        <w:rPr>
+          <w:rFonts w:ascii="Times New Roman" w:hAnsi="Times New Roman" w:cs="Times New Roman"/>
+          <w:sz w:val="32"/>
+          <w:szCs w:val="32"/>
+        </w:rPr>
+      </w:pPr>
+      <w:r>
+        <w:rPr>
+          <w:rFonts w:ascii="Times New Roman" w:hAnsi="Times New Roman" w:cs="Times New Roman"/>
+          <w:sz w:val="32"/>
+          <w:szCs w:val="32"/>
+        </w:rPr>
+        <w:t>LO6</w:t>
+      </w:r>
+    </w:p>
+    <w:p>
+      <w:pPr>
         <w:jc w:val="right"/>
         <w:rPr>
           <w:rFonts w:ascii="Times New Roman" w:hAnsi="Times New Roman" w:cs="Times New Roman"/>
@@ -31,25 +49,7 @@
         <w:rPr>
           <w:rFonts w:ascii="Times New Roman" w:hAnsi="Times New Roman" w:cs="Times New Roman"/>
         </w:rPr>
-        <w:t>1</w:t>
-      </w:r>
-      <w:r>
-        <w:rPr>
-          <w:rFonts w:ascii="Times New Roman" w:hAnsi="Times New Roman" w:cs="Times New Roman"/>
-        </w:rPr>
-        <w:t>5</w:t>
-      </w:r>
-      <w:r>
-        <w:rPr>
-          <w:rFonts w:ascii="Times New Roman" w:hAnsi="Times New Roman" w:cs="Times New Roman"/>
-        </w:rPr>
-        <w:t>-</w:t>
-      </w:r>
-      <w:r>
-        <w:rPr>
-          <w:rFonts w:ascii="Times New Roman" w:hAnsi="Times New Roman" w:cs="Times New Roman"/>
-        </w:rPr>
-        <w:t>3</w:t>
+        <w:t>20-2</w:t>
       </w:r>
       <w:r>
         <w:rPr>
@@ -110,23 +110,7 @@
         <w:rPr>
           <w:rFonts w:ascii="Times New Roman" w:hAnsi="Times New Roman" w:cs="Times New Roman"/>
         </w:rPr>
-        <w:t xml:space="preserve">to create a 1D, 2D and 3D NumPy array. Perform basic operations like reshaping, slicing, and </w:t>
-      </w:r>
-      <w:proofErr w:type="spellStart"/>
-      <w:proofErr w:type="gramStart"/>
-      <w:r>
-        <w:rPr>
-          <w:rFonts w:ascii="Times New Roman" w:hAnsi="Times New Roman" w:cs="Times New Roman"/>
-        </w:rPr>
-        <w:t>indexing.Calculate</w:t>
-      </w:r>
-      <w:proofErr w:type="spellEnd"/>
-      <w:proofErr w:type="gramEnd"/>
-      <w:r>
-        <w:rPr>
-          <w:rFonts w:ascii="Times New Roman" w:hAnsi="Times New Roman" w:cs="Times New Roman"/>
-        </w:rPr>
-        <w:t xml:space="preserve"> the dot product and cross product of 2 vectors.</w:t>
+        <w:t>to create a 1D, 2D and 3D NumPy array. Perform basic operations like reshaping, slicing, and indexing.Calculate the dot product and cross product of 2 vectors.</w:t>
       </w:r>
       <w:r>
         <w:rPr>
@@ -183,78 +167,40 @@
         <w:rPr>
           <w:rFonts w:ascii="Times New Roman" w:hAnsi="Times New Roman" w:cs="Times New Roman"/>
         </w:rPr>
-        <w:t xml:space="preserve">import </w:t>
-      </w:r>
-      <w:proofErr w:type="spellStart"/>
-      <w:r>
-        <w:rPr>
-          <w:rFonts w:ascii="Times New Roman" w:hAnsi="Times New Roman" w:cs="Times New Roman"/>
-        </w:rPr>
-        <w:t>numpy</w:t>
-      </w:r>
-      <w:proofErr w:type="spellEnd"/>
-      <w:r>
-        <w:rPr>
-          <w:rFonts w:ascii="Times New Roman" w:hAnsi="Times New Roman" w:cs="Times New Roman"/>
-        </w:rPr>
-        <w:t xml:space="preserve"> as np</w:t>
-      </w:r>
-    </w:p>
-    <w:p>
-      <w:pPr>
-        <w:rPr>
-          <w:rFonts w:ascii="Times New Roman" w:hAnsi="Times New Roman" w:cs="Times New Roman"/>
-        </w:rPr>
-      </w:pPr>
-    </w:p>
-    <w:p>
-      <w:pPr>
-        <w:rPr>
-          <w:rFonts w:ascii="Times New Roman" w:hAnsi="Times New Roman" w:cs="Times New Roman"/>
-        </w:rPr>
-      </w:pPr>
-      <w:r>
-        <w:rPr>
-          <w:rFonts w:ascii="Times New Roman" w:hAnsi="Times New Roman" w:cs="Times New Roman"/>
-        </w:rPr>
-        <w:t xml:space="preserve">array_1d = </w:t>
-      </w:r>
-      <w:proofErr w:type="spellStart"/>
-      <w:proofErr w:type="gramStart"/>
-      <w:r>
-        <w:rPr>
-          <w:rFonts w:ascii="Times New Roman" w:hAnsi="Times New Roman" w:cs="Times New Roman"/>
-        </w:rPr>
-        <w:t>np.array</w:t>
-      </w:r>
-      <w:proofErr w:type="spellEnd"/>
-      <w:proofErr w:type="gramEnd"/>
-      <w:r>
-        <w:rPr>
-          <w:rFonts w:ascii="Times New Roman" w:hAnsi="Times New Roman" w:cs="Times New Roman"/>
-        </w:rPr>
-        <w:t>([1, 2, 3, 4, 5])</w:t>
-      </w:r>
-    </w:p>
-    <w:p>
-      <w:pPr>
-        <w:rPr>
-          <w:rFonts w:ascii="Times New Roman" w:hAnsi="Times New Roman" w:cs="Times New Roman"/>
-        </w:rPr>
-      </w:pPr>
-      <w:proofErr w:type="gramStart"/>
-      <w:r>
-        <w:rPr>
-          <w:rFonts w:ascii="Times New Roman" w:hAnsi="Times New Roman" w:cs="Times New Roman"/>
-        </w:rPr>
-        <w:t>print(</w:t>
-      </w:r>
-      <w:proofErr w:type="gramEnd"/>
-      <w:r>
-        <w:rPr>
-          <w:rFonts w:ascii="Times New Roman" w:hAnsi="Times New Roman" w:cs="Times New Roman"/>
-        </w:rPr>
-        <w:t>"1D Array:")</w:t>
+        <w:t>import numpy as np</w:t>
+      </w:r>
+    </w:p>
+    <w:p>
+      <w:pPr>
+        <w:rPr>
+          <w:rFonts w:ascii="Times New Roman" w:hAnsi="Times New Roman" w:cs="Times New Roman"/>
+        </w:rPr>
+      </w:pPr>
+    </w:p>
+    <w:p>
+      <w:pPr>
+        <w:rPr>
+          <w:rFonts w:ascii="Times New Roman" w:hAnsi="Times New Roman" w:cs="Times New Roman"/>
+        </w:rPr>
+      </w:pPr>
+      <w:r>
+        <w:rPr>
+          <w:rFonts w:ascii="Times New Roman" w:hAnsi="Times New Roman" w:cs="Times New Roman"/>
+        </w:rPr>
+        <w:t>array_1d = np.array([1, 2, 3, 4, 5])</w:t>
+      </w:r>
+    </w:p>
+    <w:p>
+      <w:pPr>
+        <w:rPr>
+          <w:rFonts w:ascii="Times New Roman" w:hAnsi="Times New Roman" w:cs="Times New Roman"/>
+        </w:rPr>
+      </w:pPr>
+      <w:r>
+        <w:rPr>
+          <w:rFonts w:ascii="Times New Roman" w:hAnsi="Times New Roman" w:cs="Times New Roman"/>
+        </w:rPr>
+        <w:t>print("1D Array:")</w:t>
       </w:r>
     </w:p>
     <w:p>
@@ -287,44 +233,20 @@
         <w:rPr>
           <w:rFonts w:ascii="Times New Roman" w:hAnsi="Times New Roman" w:cs="Times New Roman"/>
         </w:rPr>
-        <w:t xml:space="preserve">array_2d = </w:t>
-      </w:r>
-      <w:proofErr w:type="spellStart"/>
-      <w:proofErr w:type="gramStart"/>
-      <w:r>
-        <w:rPr>
-          <w:rFonts w:ascii="Times New Roman" w:hAnsi="Times New Roman" w:cs="Times New Roman"/>
-        </w:rPr>
-        <w:t>np.array</w:t>
-      </w:r>
-      <w:proofErr w:type="spellEnd"/>
-      <w:proofErr w:type="gramEnd"/>
-      <w:r>
-        <w:rPr>
-          <w:rFonts w:ascii="Times New Roman" w:hAnsi="Times New Roman" w:cs="Times New Roman"/>
-        </w:rPr>
-        <w:t>([[1, 2, 3], [4, 5, 6], [7, 8, 9]])</w:t>
-      </w:r>
-    </w:p>
-    <w:p>
-      <w:pPr>
-        <w:rPr>
-          <w:rFonts w:ascii="Times New Roman" w:hAnsi="Times New Roman" w:cs="Times New Roman"/>
-        </w:rPr>
-      </w:pPr>
-      <w:proofErr w:type="gramStart"/>
-      <w:r>
-        <w:rPr>
-          <w:rFonts w:ascii="Times New Roman" w:hAnsi="Times New Roman" w:cs="Times New Roman"/>
-        </w:rPr>
-        <w:t>print(</w:t>
-      </w:r>
-      <w:proofErr w:type="gramEnd"/>
-      <w:r>
-        <w:rPr>
-          <w:rFonts w:ascii="Times New Roman" w:hAnsi="Times New Roman" w:cs="Times New Roman"/>
-        </w:rPr>
-        <w:t>"\n2D Array:")</w:t>
+        <w:t>array_2d = np.array([[1, 2, 3], [4, 5, 6], [7, 8, 9]])</w:t>
+      </w:r>
+    </w:p>
+    <w:p>
+      <w:pPr>
+        <w:rPr>
+          <w:rFonts w:ascii="Times New Roman" w:hAnsi="Times New Roman" w:cs="Times New Roman"/>
+        </w:rPr>
+      </w:pPr>
+      <w:r>
+        <w:rPr>
+          <w:rFonts w:ascii="Times New Roman" w:hAnsi="Times New Roman" w:cs="Times New Roman"/>
+        </w:rPr>
+        <w:t>print("\n2D Array:")</w:t>
       </w:r>
     </w:p>
     <w:p>
@@ -357,44 +279,20 @@
         <w:rPr>
           <w:rFonts w:ascii="Times New Roman" w:hAnsi="Times New Roman" w:cs="Times New Roman"/>
         </w:rPr>
-        <w:t xml:space="preserve">array_3d = </w:t>
-      </w:r>
-      <w:proofErr w:type="spellStart"/>
-      <w:proofErr w:type="gramStart"/>
-      <w:r>
-        <w:rPr>
-          <w:rFonts w:ascii="Times New Roman" w:hAnsi="Times New Roman" w:cs="Times New Roman"/>
-        </w:rPr>
-        <w:t>np.array</w:t>
-      </w:r>
-      <w:proofErr w:type="spellEnd"/>
-      <w:proofErr w:type="gramEnd"/>
-      <w:r>
-        <w:rPr>
-          <w:rFonts w:ascii="Times New Roman" w:hAnsi="Times New Roman" w:cs="Times New Roman"/>
-        </w:rPr>
-        <w:t>([[[1, 2], [3, 4]], [[5, 6], [7, 8]]])</w:t>
-      </w:r>
-    </w:p>
-    <w:p>
-      <w:pPr>
-        <w:rPr>
-          <w:rFonts w:ascii="Times New Roman" w:hAnsi="Times New Roman" w:cs="Times New Roman"/>
-        </w:rPr>
-      </w:pPr>
-      <w:proofErr w:type="gramStart"/>
-      <w:r>
-        <w:rPr>
-          <w:rFonts w:ascii="Times New Roman" w:hAnsi="Times New Roman" w:cs="Times New Roman"/>
-        </w:rPr>
-        <w:t>print(</w:t>
-      </w:r>
-      <w:proofErr w:type="gramEnd"/>
-      <w:r>
-        <w:rPr>
-          <w:rFonts w:ascii="Times New Roman" w:hAnsi="Times New Roman" w:cs="Times New Roman"/>
-        </w:rPr>
-        <w:t>"\n3D Array:")</w:t>
+        <w:t>array_3d = np.array([[[1, 2], [3, 4]], [[5, 6], [7, 8]]])</w:t>
+      </w:r>
+    </w:p>
+    <w:p>
+      <w:pPr>
+        <w:rPr>
+          <w:rFonts w:ascii="Times New Roman" w:hAnsi="Times New Roman" w:cs="Times New Roman"/>
+        </w:rPr>
+      </w:pPr>
+      <w:r>
+        <w:rPr>
+          <w:rFonts w:ascii="Times New Roman" w:hAnsi="Times New Roman" w:cs="Times New Roman"/>
+        </w:rPr>
+        <w:t>print("\n3D Array:")</w:t>
       </w:r>
     </w:p>
     <w:p>
@@ -423,67 +321,37 @@
           <w:rFonts w:ascii="Times New Roman" w:hAnsi="Times New Roman" w:cs="Times New Roman"/>
         </w:rPr>
       </w:pPr>
-      <w:proofErr w:type="gramStart"/>
-      <w:r>
-        <w:rPr>
-          <w:rFonts w:ascii="Times New Roman" w:hAnsi="Times New Roman" w:cs="Times New Roman"/>
-        </w:rPr>
-        <w:t>print(</w:t>
-      </w:r>
-      <w:proofErr w:type="gramEnd"/>
-      <w:r>
-        <w:rPr>
-          <w:rFonts w:ascii="Times New Roman" w:hAnsi="Times New Roman" w:cs="Times New Roman"/>
-        </w:rPr>
-        <w:t>"\n--- Reshaping ---")</w:t>
-      </w:r>
-    </w:p>
-    <w:p>
-      <w:pPr>
-        <w:rPr>
-          <w:rFonts w:ascii="Times New Roman" w:hAnsi="Times New Roman" w:cs="Times New Roman"/>
-        </w:rPr>
-      </w:pPr>
-      <w:r>
-        <w:rPr>
-          <w:rFonts w:ascii="Times New Roman" w:hAnsi="Times New Roman" w:cs="Times New Roman"/>
-        </w:rPr>
-        <w:t>reshaped_1d = array_1</w:t>
-      </w:r>
-      <w:proofErr w:type="gramStart"/>
-      <w:r>
-        <w:rPr>
-          <w:rFonts w:ascii="Times New Roman" w:hAnsi="Times New Roman" w:cs="Times New Roman"/>
-        </w:rPr>
-        <w:t>d.reshape</w:t>
-      </w:r>
-      <w:proofErr w:type="gramEnd"/>
-      <w:r>
-        <w:rPr>
-          <w:rFonts w:ascii="Times New Roman" w:hAnsi="Times New Roman" w:cs="Times New Roman"/>
-        </w:rPr>
-        <w:t>(5, 1)</w:t>
-      </w:r>
-    </w:p>
-    <w:p>
-      <w:pPr>
-        <w:rPr>
-          <w:rFonts w:ascii="Times New Roman" w:hAnsi="Times New Roman" w:cs="Times New Roman"/>
-        </w:rPr>
-      </w:pPr>
-      <w:proofErr w:type="gramStart"/>
-      <w:r>
-        <w:rPr>
-          <w:rFonts w:ascii="Times New Roman" w:hAnsi="Times New Roman" w:cs="Times New Roman"/>
-        </w:rPr>
-        <w:t>print(</w:t>
-      </w:r>
-      <w:proofErr w:type="gramEnd"/>
-      <w:r>
-        <w:rPr>
-          <w:rFonts w:ascii="Times New Roman" w:hAnsi="Times New Roman" w:cs="Times New Roman"/>
-        </w:rPr>
-        <w:t>"1D reshaped to 5x1:")</w:t>
+      <w:r>
+        <w:rPr>
+          <w:rFonts w:ascii="Times New Roman" w:hAnsi="Times New Roman" w:cs="Times New Roman"/>
+        </w:rPr>
+        <w:t>print("\n--- Reshaping ---")</w:t>
+      </w:r>
+    </w:p>
+    <w:p>
+      <w:pPr>
+        <w:rPr>
+          <w:rFonts w:ascii="Times New Roman" w:hAnsi="Times New Roman" w:cs="Times New Roman"/>
+        </w:rPr>
+      </w:pPr>
+      <w:r>
+        <w:rPr>
+          <w:rFonts w:ascii="Times New Roman" w:hAnsi="Times New Roman" w:cs="Times New Roman"/>
+        </w:rPr>
+        <w:t>reshaped_1d = array_1d.reshape(5, 1)</w:t>
+      </w:r>
+    </w:p>
+    <w:p>
+      <w:pPr>
+        <w:rPr>
+          <w:rFonts w:ascii="Times New Roman" w:hAnsi="Times New Roman" w:cs="Times New Roman"/>
+        </w:rPr>
+      </w:pPr>
+      <w:r>
+        <w:rPr>
+          <w:rFonts w:ascii="Times New Roman" w:hAnsi="Times New Roman" w:cs="Times New Roman"/>
+        </w:rPr>
+        <w:t>print("1D reshaped to 5x1:")</w:t>
       </w:r>
     </w:p>
     <w:p>
@@ -516,54 +384,33 @@
         <w:rPr>
           <w:rFonts w:ascii="Times New Roman" w:hAnsi="Times New Roman" w:cs="Times New Roman"/>
         </w:rPr>
-        <w:t>reshaped_2d = array_2</w:t>
-      </w:r>
-      <w:proofErr w:type="gramStart"/>
-      <w:r>
-        <w:rPr>
-          <w:rFonts w:ascii="Times New Roman" w:hAnsi="Times New Roman" w:cs="Times New Roman"/>
-        </w:rPr>
-        <w:t>d.reshape</w:t>
-      </w:r>
-      <w:proofErr w:type="gramEnd"/>
-      <w:r>
-        <w:rPr>
-          <w:rFonts w:ascii="Times New Roman" w:hAnsi="Times New Roman" w:cs="Times New Roman"/>
-        </w:rPr>
-        <w:t>(1, 9)</w:t>
-      </w:r>
-    </w:p>
-    <w:p>
-      <w:pPr>
-        <w:rPr>
-          <w:rFonts w:ascii="Times New Roman" w:hAnsi="Times New Roman" w:cs="Times New Roman"/>
-        </w:rPr>
-      </w:pPr>
-      <w:proofErr w:type="gramStart"/>
-      <w:r>
-        <w:rPr>
-          <w:rFonts w:ascii="Times New Roman" w:hAnsi="Times New Roman" w:cs="Times New Roman"/>
-        </w:rPr>
-        <w:t>print(</w:t>
-      </w:r>
-      <w:proofErr w:type="gramEnd"/>
-      <w:r>
-        <w:rPr>
-          <w:rFonts w:ascii="Times New Roman" w:hAnsi="Times New Roman" w:cs="Times New Roman"/>
-        </w:rPr>
-        <w:t>"\n2D reshaped to 1x9:")</w:t>
-      </w:r>
-    </w:p>
-    <w:p>
-      <w:pPr>
-        <w:rPr>
-          <w:rFonts w:ascii="Times New Roman" w:hAnsi="Times New Roman" w:cs="Times New Roman"/>
-        </w:rPr>
-      </w:pPr>
-      <w:r>
-        <w:rPr>
-          <w:rFonts w:ascii="Times New Roman" w:hAnsi="Times New Roman" w:cs="Times New Roman"/>
-        </w:rPr>
+        <w:t>reshaped_2d = array_2d.reshape(1, 9)</w:t>
+      </w:r>
+    </w:p>
+    <w:p>
+      <w:pPr>
+        <w:rPr>
+          <w:rFonts w:ascii="Times New Roman" w:hAnsi="Times New Roman" w:cs="Times New Roman"/>
+        </w:rPr>
+      </w:pPr>
+      <w:r>
+        <w:rPr>
+          <w:rFonts w:ascii="Times New Roman" w:hAnsi="Times New Roman" w:cs="Times New Roman"/>
+        </w:rPr>
+        <w:t>print("\n2D reshaped to 1x9:")</w:t>
+      </w:r>
+    </w:p>
+    <w:p>
+      <w:pPr>
+        <w:rPr>
+          <w:rFonts w:ascii="Times New Roman" w:hAnsi="Times New Roman" w:cs="Times New Roman"/>
+        </w:rPr>
+      </w:pPr>
+      <w:r>
+        <w:rPr>
+          <w:rFonts w:ascii="Times New Roman" w:hAnsi="Times New Roman" w:cs="Times New Roman"/>
+        </w:rPr>
+        <w:lastRenderedPageBreak/>
         <w:t>print(reshaped_2d)</w:t>
       </w:r>
     </w:p>
@@ -580,657 +427,279 @@
           <w:rFonts w:ascii="Times New Roman" w:hAnsi="Times New Roman" w:cs="Times New Roman"/>
         </w:rPr>
       </w:pPr>
-      <w:proofErr w:type="gramStart"/>
-      <w:r>
-        <w:rPr>
-          <w:rFonts w:ascii="Times New Roman" w:hAnsi="Times New Roman" w:cs="Times New Roman"/>
-        </w:rPr>
-        <w:t>print(</w:t>
-      </w:r>
-      <w:proofErr w:type="gramEnd"/>
-      <w:r>
-        <w:rPr>
-          <w:rFonts w:ascii="Times New Roman" w:hAnsi="Times New Roman" w:cs="Times New Roman"/>
-        </w:rPr>
-        <w:t>"\n--- Slicing ---")</w:t>
-      </w:r>
-    </w:p>
-    <w:p>
-      <w:pPr>
-        <w:rPr>
-          <w:rFonts w:ascii="Times New Roman" w:hAnsi="Times New Roman" w:cs="Times New Roman"/>
-        </w:rPr>
-      </w:pPr>
-      <w:proofErr w:type="gramStart"/>
-      <w:r>
-        <w:rPr>
-          <w:rFonts w:ascii="Times New Roman" w:hAnsi="Times New Roman" w:cs="Times New Roman"/>
-        </w:rPr>
-        <w:t>print(</w:t>
-      </w:r>
-      <w:proofErr w:type="gramEnd"/>
-      <w:r>
-        <w:rPr>
-          <w:rFonts w:ascii="Times New Roman" w:hAnsi="Times New Roman" w:cs="Times New Roman"/>
-        </w:rPr>
-        <w:t>"1D array slice [1:4]:", array_1</w:t>
-      </w:r>
-      <w:proofErr w:type="gramStart"/>
-      <w:r>
-        <w:rPr>
-          <w:rFonts w:ascii="Times New Roman" w:hAnsi="Times New Roman" w:cs="Times New Roman"/>
-        </w:rPr>
-        <w:t>d[</w:t>
-      </w:r>
-      <w:proofErr w:type="gramEnd"/>
-      <w:r>
-        <w:rPr>
-          <w:rFonts w:ascii="Times New Roman" w:hAnsi="Times New Roman" w:cs="Times New Roman"/>
-        </w:rPr>
-        <w:t>1:4])</w:t>
-      </w:r>
-    </w:p>
-    <w:p>
-      <w:pPr>
-        <w:rPr>
-          <w:rFonts w:ascii="Times New Roman" w:hAnsi="Times New Roman" w:cs="Times New Roman"/>
-        </w:rPr>
-      </w:pPr>
-      <w:proofErr w:type="gramStart"/>
-      <w:r>
-        <w:rPr>
-          <w:rFonts w:ascii="Times New Roman" w:hAnsi="Times New Roman" w:cs="Times New Roman"/>
-        </w:rPr>
-        <w:t>print(</w:t>
-      </w:r>
-      <w:proofErr w:type="gramEnd"/>
-      <w:r>
-        <w:rPr>
-          <w:rFonts w:ascii="Times New Roman" w:hAnsi="Times New Roman" w:cs="Times New Roman"/>
-        </w:rPr>
-        <w:t>"2D array slice [0:2, 1:3]:")</w:t>
-      </w:r>
-    </w:p>
-    <w:p>
-      <w:pPr>
-        <w:rPr>
-          <w:rFonts w:ascii="Times New Roman" w:hAnsi="Times New Roman" w:cs="Times New Roman"/>
-        </w:rPr>
-      </w:pPr>
-      <w:proofErr w:type="gramStart"/>
-      <w:r>
-        <w:rPr>
-          <w:rFonts w:ascii="Times New Roman" w:hAnsi="Times New Roman" w:cs="Times New Roman"/>
-        </w:rPr>
-        <w:t>print(</w:t>
-      </w:r>
-      <w:proofErr w:type="gramEnd"/>
-      <w:r>
-        <w:rPr>
-          <w:rFonts w:ascii="Times New Roman" w:hAnsi="Times New Roman" w:cs="Times New Roman"/>
-        </w:rPr>
-        <w:t>array_2</w:t>
-      </w:r>
-      <w:proofErr w:type="gramStart"/>
-      <w:r>
-        <w:rPr>
-          <w:rFonts w:ascii="Times New Roman" w:hAnsi="Times New Roman" w:cs="Times New Roman"/>
-        </w:rPr>
-        <w:t>d[</w:t>
-      </w:r>
-      <w:proofErr w:type="gramEnd"/>
-      <w:r>
-        <w:rPr>
-          <w:rFonts w:ascii="Times New Roman" w:hAnsi="Times New Roman" w:cs="Times New Roman"/>
-        </w:rPr>
-        <w:t>0:2, 1:3])</w:t>
-      </w:r>
-    </w:p>
-    <w:p>
-      <w:pPr>
-        <w:rPr>
-          <w:rFonts w:ascii="Times New Roman" w:hAnsi="Times New Roman" w:cs="Times New Roman"/>
-        </w:rPr>
-      </w:pPr>
-      <w:proofErr w:type="gramStart"/>
-      <w:r>
-        <w:rPr>
-          <w:rFonts w:ascii="Times New Roman" w:hAnsi="Times New Roman" w:cs="Times New Roman"/>
-        </w:rPr>
-        <w:t>print(</w:t>
-      </w:r>
-      <w:proofErr w:type="gramEnd"/>
-      <w:r>
-        <w:rPr>
-          <w:rFonts w:ascii="Times New Roman" w:hAnsi="Times New Roman" w:cs="Times New Roman"/>
-        </w:rPr>
-        <w:t>"3D array slice [0, 1</w:t>
-      </w:r>
-      <w:proofErr w:type="gramStart"/>
-      <w:r>
-        <w:rPr>
-          <w:rFonts w:ascii="Times New Roman" w:hAnsi="Times New Roman" w:cs="Times New Roman"/>
-        </w:rPr>
-        <w:t>, :]:"</w:t>
-      </w:r>
-      <w:proofErr w:type="gramEnd"/>
-      <w:r>
-        <w:rPr>
-          <w:rFonts w:ascii="Times New Roman" w:hAnsi="Times New Roman" w:cs="Times New Roman"/>
-        </w:rPr>
-        <w:t>)</w:t>
-      </w:r>
-    </w:p>
-    <w:p>
-      <w:pPr>
-        <w:rPr>
-          <w:rFonts w:ascii="Times New Roman" w:hAnsi="Times New Roman" w:cs="Times New Roman"/>
-        </w:rPr>
-      </w:pPr>
-      <w:proofErr w:type="gramStart"/>
-      <w:r>
-        <w:rPr>
-          <w:rFonts w:ascii="Times New Roman" w:hAnsi="Times New Roman" w:cs="Times New Roman"/>
-        </w:rPr>
-        <w:t>print(</w:t>
-      </w:r>
-      <w:proofErr w:type="gramEnd"/>
-      <w:r>
-        <w:rPr>
-          <w:rFonts w:ascii="Times New Roman" w:hAnsi="Times New Roman" w:cs="Times New Roman"/>
-        </w:rPr>
-        <w:t>array_3</w:t>
-      </w:r>
-      <w:proofErr w:type="gramStart"/>
-      <w:r>
-        <w:rPr>
-          <w:rFonts w:ascii="Times New Roman" w:hAnsi="Times New Roman" w:cs="Times New Roman"/>
-        </w:rPr>
-        <w:t>d[</w:t>
-      </w:r>
-      <w:proofErr w:type="gramEnd"/>
-      <w:r>
-        <w:rPr>
-          <w:rFonts w:ascii="Times New Roman" w:hAnsi="Times New Roman" w:cs="Times New Roman"/>
-        </w:rPr>
-        <w:t>0, 1</w:t>
-      </w:r>
-      <w:proofErr w:type="gramStart"/>
-      <w:r>
-        <w:rPr>
-          <w:rFonts w:ascii="Times New Roman" w:hAnsi="Times New Roman" w:cs="Times New Roman"/>
-        </w:rPr>
-        <w:t>, :</w:t>
-      </w:r>
-      <w:proofErr w:type="gramEnd"/>
-      <w:r>
-        <w:rPr>
-          <w:rFonts w:ascii="Times New Roman" w:hAnsi="Times New Roman" w:cs="Times New Roman"/>
-        </w:rPr>
-        <w:t>])</w:t>
-      </w:r>
-    </w:p>
-    <w:p>
-      <w:pPr>
-        <w:rPr>
-          <w:rFonts w:ascii="Times New Roman" w:hAnsi="Times New Roman" w:cs="Times New Roman"/>
-        </w:rPr>
-      </w:pPr>
-    </w:p>
-    <w:p>
-      <w:pPr>
-        <w:rPr>
-          <w:rFonts w:ascii="Times New Roman" w:hAnsi="Times New Roman" w:cs="Times New Roman"/>
-        </w:rPr>
-      </w:pPr>
-      <w:proofErr w:type="gramStart"/>
-      <w:r>
-        <w:rPr>
-          <w:rFonts w:ascii="Times New Roman" w:hAnsi="Times New Roman" w:cs="Times New Roman"/>
-        </w:rPr>
-        <w:t>print(</w:t>
-      </w:r>
-      <w:proofErr w:type="gramEnd"/>
-      <w:r>
-        <w:rPr>
-          <w:rFonts w:ascii="Times New Roman" w:hAnsi="Times New Roman" w:cs="Times New Roman"/>
-        </w:rPr>
-        <w:t>"\n--- Indexing ---")</w:t>
-      </w:r>
-    </w:p>
-    <w:p>
-      <w:pPr>
-        <w:rPr>
-          <w:rFonts w:ascii="Times New Roman" w:hAnsi="Times New Roman" w:cs="Times New Roman"/>
-        </w:rPr>
-      </w:pPr>
-      <w:proofErr w:type="gramStart"/>
-      <w:r>
-        <w:rPr>
-          <w:rFonts w:ascii="Times New Roman" w:hAnsi="Times New Roman" w:cs="Times New Roman"/>
-        </w:rPr>
-        <w:t>print(</w:t>
-      </w:r>
-      <w:proofErr w:type="gramEnd"/>
-      <w:r>
-        <w:rPr>
-          <w:rFonts w:ascii="Times New Roman" w:hAnsi="Times New Roman" w:cs="Times New Roman"/>
-        </w:rPr>
-        <w:t>"1D array index [2]:", array_1</w:t>
-      </w:r>
-      <w:proofErr w:type="gramStart"/>
-      <w:r>
-        <w:rPr>
-          <w:rFonts w:ascii="Times New Roman" w:hAnsi="Times New Roman" w:cs="Times New Roman"/>
-        </w:rPr>
-        <w:t>d[</w:t>
-      </w:r>
-      <w:proofErr w:type="gramEnd"/>
-      <w:r>
-        <w:rPr>
-          <w:rFonts w:ascii="Times New Roman" w:hAnsi="Times New Roman" w:cs="Times New Roman"/>
-        </w:rPr>
-        <w:t>2])</w:t>
-      </w:r>
-    </w:p>
-    <w:p>
-      <w:pPr>
-        <w:rPr>
-          <w:rFonts w:ascii="Times New Roman" w:hAnsi="Times New Roman" w:cs="Times New Roman"/>
-        </w:rPr>
-      </w:pPr>
-      <w:proofErr w:type="gramStart"/>
-      <w:r>
-        <w:rPr>
-          <w:rFonts w:ascii="Times New Roman" w:hAnsi="Times New Roman" w:cs="Times New Roman"/>
-        </w:rPr>
-        <w:t>print(</w:t>
-      </w:r>
-      <w:proofErr w:type="gramEnd"/>
-      <w:r>
-        <w:rPr>
-          <w:rFonts w:ascii="Times New Roman" w:hAnsi="Times New Roman" w:cs="Times New Roman"/>
-        </w:rPr>
-        <w:t>"2D array index [1, 2]:", array_2</w:t>
-      </w:r>
-      <w:proofErr w:type="gramStart"/>
-      <w:r>
-        <w:rPr>
-          <w:rFonts w:ascii="Times New Roman" w:hAnsi="Times New Roman" w:cs="Times New Roman"/>
-        </w:rPr>
-        <w:t>d[</w:t>
-      </w:r>
-      <w:proofErr w:type="gramEnd"/>
-      <w:r>
-        <w:rPr>
-          <w:rFonts w:ascii="Times New Roman" w:hAnsi="Times New Roman" w:cs="Times New Roman"/>
-        </w:rPr>
-        <w:t>1, 2])</w:t>
-      </w:r>
-    </w:p>
-    <w:p>
-      <w:pPr>
-        <w:rPr>
-          <w:rFonts w:ascii="Times New Roman" w:hAnsi="Times New Roman" w:cs="Times New Roman"/>
-        </w:rPr>
-      </w:pPr>
-      <w:proofErr w:type="gramStart"/>
-      <w:r>
-        <w:rPr>
-          <w:rFonts w:ascii="Times New Roman" w:hAnsi="Times New Roman" w:cs="Times New Roman"/>
-        </w:rPr>
-        <w:t>print(</w:t>
-      </w:r>
-      <w:proofErr w:type="gramEnd"/>
-      <w:r>
-        <w:rPr>
-          <w:rFonts w:ascii="Times New Roman" w:hAnsi="Times New Roman" w:cs="Times New Roman"/>
-        </w:rPr>
-        <w:t>"3D array index [1, 0, 1]:", array_3</w:t>
-      </w:r>
-      <w:proofErr w:type="gramStart"/>
-      <w:r>
-        <w:rPr>
-          <w:rFonts w:ascii="Times New Roman" w:hAnsi="Times New Roman" w:cs="Times New Roman"/>
-        </w:rPr>
-        <w:t>d[</w:t>
-      </w:r>
-      <w:proofErr w:type="gramEnd"/>
-      <w:r>
-        <w:rPr>
-          <w:rFonts w:ascii="Times New Roman" w:hAnsi="Times New Roman" w:cs="Times New Roman"/>
-        </w:rPr>
-        <w:t>1, 0, 1])</w:t>
-      </w:r>
-    </w:p>
-    <w:p>
-      <w:pPr>
-        <w:rPr>
-          <w:rFonts w:ascii="Times New Roman" w:hAnsi="Times New Roman" w:cs="Times New Roman"/>
-        </w:rPr>
-      </w:pPr>
-    </w:p>
-    <w:p>
-      <w:pPr>
-        <w:rPr>
-          <w:rFonts w:ascii="Times New Roman" w:hAnsi="Times New Roman" w:cs="Times New Roman"/>
-        </w:rPr>
-      </w:pPr>
-      <w:proofErr w:type="gramStart"/>
-      <w:r>
-        <w:rPr>
-          <w:rFonts w:ascii="Times New Roman" w:hAnsi="Times New Roman" w:cs="Times New Roman"/>
-        </w:rPr>
-        <w:t>print(</w:t>
-      </w:r>
-      <w:proofErr w:type="gramEnd"/>
-      <w:r>
-        <w:rPr>
-          <w:rFonts w:ascii="Times New Roman" w:hAnsi="Times New Roman" w:cs="Times New Roman"/>
-        </w:rPr>
-        <w:t>"\n--- Dot Product ---")</w:t>
-      </w:r>
-    </w:p>
-    <w:p>
-      <w:pPr>
-        <w:rPr>
-          <w:rFonts w:ascii="Times New Roman" w:hAnsi="Times New Roman" w:cs="Times New Roman"/>
-        </w:rPr>
-      </w:pPr>
-      <w:r>
-        <w:rPr>
-          <w:rFonts w:ascii="Times New Roman" w:hAnsi="Times New Roman" w:cs="Times New Roman"/>
-        </w:rPr>
-        <w:t xml:space="preserve">vector1 = </w:t>
-      </w:r>
-      <w:proofErr w:type="spellStart"/>
-      <w:proofErr w:type="gramStart"/>
-      <w:r>
-        <w:rPr>
-          <w:rFonts w:ascii="Times New Roman" w:hAnsi="Times New Roman" w:cs="Times New Roman"/>
-        </w:rPr>
-        <w:t>np.array</w:t>
-      </w:r>
-      <w:proofErr w:type="spellEnd"/>
-      <w:proofErr w:type="gramEnd"/>
-      <w:r>
-        <w:rPr>
-          <w:rFonts w:ascii="Times New Roman" w:hAnsi="Times New Roman" w:cs="Times New Roman"/>
-        </w:rPr>
-        <w:t>([1, 2, 3])</w:t>
-      </w:r>
-    </w:p>
-    <w:p>
-      <w:pPr>
-        <w:rPr>
-          <w:rFonts w:ascii="Times New Roman" w:hAnsi="Times New Roman" w:cs="Times New Roman"/>
-        </w:rPr>
-      </w:pPr>
-      <w:r>
-        <w:rPr>
-          <w:rFonts w:ascii="Times New Roman" w:hAnsi="Times New Roman" w:cs="Times New Roman"/>
-        </w:rPr>
-        <w:t xml:space="preserve">vector2 = </w:t>
-      </w:r>
-      <w:proofErr w:type="spellStart"/>
-      <w:proofErr w:type="gramStart"/>
-      <w:r>
-        <w:rPr>
-          <w:rFonts w:ascii="Times New Roman" w:hAnsi="Times New Roman" w:cs="Times New Roman"/>
-        </w:rPr>
-        <w:t>np.array</w:t>
-      </w:r>
-      <w:proofErr w:type="spellEnd"/>
-      <w:proofErr w:type="gramEnd"/>
-      <w:r>
-        <w:rPr>
-          <w:rFonts w:ascii="Times New Roman" w:hAnsi="Times New Roman" w:cs="Times New Roman"/>
-        </w:rPr>
-        <w:t>([4, 5, 6])</w:t>
-      </w:r>
-    </w:p>
-    <w:p>
-      <w:pPr>
-        <w:rPr>
-          <w:rFonts w:ascii="Times New Roman" w:hAnsi="Times New Roman" w:cs="Times New Roman"/>
-        </w:rPr>
-      </w:pPr>
-      <w:proofErr w:type="spellStart"/>
-      <w:r>
-        <w:rPr>
-          <w:rFonts w:ascii="Times New Roman" w:hAnsi="Times New Roman" w:cs="Times New Roman"/>
-        </w:rPr>
-        <w:t>dot_product</w:t>
-      </w:r>
-      <w:proofErr w:type="spellEnd"/>
-      <w:r>
-        <w:rPr>
-          <w:rFonts w:ascii="Times New Roman" w:hAnsi="Times New Roman" w:cs="Times New Roman"/>
-        </w:rPr>
-        <w:t xml:space="preserve"> = </w:t>
-      </w:r>
-      <w:proofErr w:type="gramStart"/>
-      <w:r>
-        <w:rPr>
-          <w:rFonts w:ascii="Times New Roman" w:hAnsi="Times New Roman" w:cs="Times New Roman"/>
-        </w:rPr>
-        <w:t>np.dot(</w:t>
-      </w:r>
-      <w:proofErr w:type="gramEnd"/>
-      <w:r>
-        <w:rPr>
-          <w:rFonts w:ascii="Times New Roman" w:hAnsi="Times New Roman" w:cs="Times New Roman"/>
-        </w:rPr>
-        <w:t>vector1, vector2)</w:t>
-      </w:r>
-    </w:p>
-    <w:p>
-      <w:pPr>
-        <w:rPr>
-          <w:rFonts w:ascii="Times New Roman" w:hAnsi="Times New Roman" w:cs="Times New Roman"/>
-        </w:rPr>
-      </w:pPr>
-      <w:proofErr w:type="gramStart"/>
-      <w:r>
-        <w:rPr>
-          <w:rFonts w:ascii="Times New Roman" w:hAnsi="Times New Roman" w:cs="Times New Roman"/>
-        </w:rPr>
-        <w:t>print(</w:t>
-      </w:r>
-      <w:proofErr w:type="spellStart"/>
-      <w:proofErr w:type="gramEnd"/>
-      <w:r>
-        <w:rPr>
-          <w:rFonts w:ascii="Times New Roman" w:hAnsi="Times New Roman" w:cs="Times New Roman"/>
-        </w:rPr>
-        <w:t>f"Vector</w:t>
-      </w:r>
-      <w:proofErr w:type="spellEnd"/>
-      <w:r>
-        <w:rPr>
-          <w:rFonts w:ascii="Times New Roman" w:hAnsi="Times New Roman" w:cs="Times New Roman"/>
-        </w:rPr>
-        <w:t xml:space="preserve"> 1: {vector1}")</w:t>
-      </w:r>
-    </w:p>
-    <w:p>
-      <w:pPr>
-        <w:rPr>
-          <w:rFonts w:ascii="Times New Roman" w:hAnsi="Times New Roman" w:cs="Times New Roman"/>
-        </w:rPr>
-      </w:pPr>
-      <w:proofErr w:type="gramStart"/>
-      <w:r>
-        <w:rPr>
-          <w:rFonts w:ascii="Times New Roman" w:hAnsi="Times New Roman" w:cs="Times New Roman"/>
-        </w:rPr>
-        <w:t>print(</w:t>
-      </w:r>
-      <w:proofErr w:type="spellStart"/>
-      <w:proofErr w:type="gramEnd"/>
-      <w:r>
-        <w:rPr>
-          <w:rFonts w:ascii="Times New Roman" w:hAnsi="Times New Roman" w:cs="Times New Roman"/>
-        </w:rPr>
-        <w:t>f"Vector</w:t>
-      </w:r>
-      <w:proofErr w:type="spellEnd"/>
-      <w:r>
-        <w:rPr>
-          <w:rFonts w:ascii="Times New Roman" w:hAnsi="Times New Roman" w:cs="Times New Roman"/>
-        </w:rPr>
-        <w:t xml:space="preserve"> 2: {vector2}")</w:t>
-      </w:r>
-    </w:p>
-    <w:p>
-      <w:pPr>
-        <w:rPr>
-          <w:rFonts w:ascii="Times New Roman" w:hAnsi="Times New Roman" w:cs="Times New Roman"/>
-        </w:rPr>
-      </w:pPr>
-      <w:proofErr w:type="gramStart"/>
-      <w:r>
-        <w:rPr>
-          <w:rFonts w:ascii="Times New Roman" w:hAnsi="Times New Roman" w:cs="Times New Roman"/>
-        </w:rPr>
-        <w:t>print(</w:t>
-      </w:r>
-      <w:proofErr w:type="spellStart"/>
-      <w:proofErr w:type="gramEnd"/>
-      <w:r>
-        <w:rPr>
-          <w:rFonts w:ascii="Times New Roman" w:hAnsi="Times New Roman" w:cs="Times New Roman"/>
-        </w:rPr>
-        <w:t>f"Dot</w:t>
-      </w:r>
-      <w:proofErr w:type="spellEnd"/>
-      <w:r>
-        <w:rPr>
-          <w:rFonts w:ascii="Times New Roman" w:hAnsi="Times New Roman" w:cs="Times New Roman"/>
-        </w:rPr>
-        <w:t xml:space="preserve"> Product: {</w:t>
-      </w:r>
-      <w:proofErr w:type="spellStart"/>
-      <w:r>
-        <w:rPr>
-          <w:rFonts w:ascii="Times New Roman" w:hAnsi="Times New Roman" w:cs="Times New Roman"/>
-        </w:rPr>
-        <w:t>dot_product</w:t>
-      </w:r>
-      <w:proofErr w:type="spellEnd"/>
-      <w:r>
-        <w:rPr>
-          <w:rFonts w:ascii="Times New Roman" w:hAnsi="Times New Roman" w:cs="Times New Roman"/>
-        </w:rPr>
-        <w:t>}")</w:t>
-      </w:r>
-    </w:p>
-    <w:p>
-      <w:pPr>
-        <w:rPr>
-          <w:rFonts w:ascii="Times New Roman" w:hAnsi="Times New Roman" w:cs="Times New Roman"/>
-        </w:rPr>
-      </w:pPr>
-    </w:p>
-    <w:p>
-      <w:pPr>
-        <w:rPr>
-          <w:rFonts w:ascii="Times New Roman" w:hAnsi="Times New Roman" w:cs="Times New Roman"/>
-        </w:rPr>
-      </w:pPr>
-      <w:proofErr w:type="gramStart"/>
-      <w:r>
-        <w:rPr>
-          <w:rFonts w:ascii="Times New Roman" w:hAnsi="Times New Roman" w:cs="Times New Roman"/>
-        </w:rPr>
-        <w:t>print(</w:t>
-      </w:r>
-      <w:proofErr w:type="gramEnd"/>
-      <w:r>
-        <w:rPr>
-          <w:rFonts w:ascii="Times New Roman" w:hAnsi="Times New Roman" w:cs="Times New Roman"/>
-        </w:rPr>
-        <w:t>"\n--- Cross Product ---")</w:t>
-      </w:r>
-    </w:p>
-    <w:p>
-      <w:pPr>
-        <w:rPr>
-          <w:rFonts w:ascii="Times New Roman" w:hAnsi="Times New Roman" w:cs="Times New Roman"/>
-        </w:rPr>
-      </w:pPr>
-      <w:proofErr w:type="spellStart"/>
-      <w:r>
-        <w:rPr>
-          <w:rFonts w:ascii="Times New Roman" w:hAnsi="Times New Roman" w:cs="Times New Roman"/>
-        </w:rPr>
-        <w:t>cross_product</w:t>
-      </w:r>
-      <w:proofErr w:type="spellEnd"/>
-      <w:r>
-        <w:rPr>
-          <w:rFonts w:ascii="Times New Roman" w:hAnsi="Times New Roman" w:cs="Times New Roman"/>
-        </w:rPr>
-        <w:t xml:space="preserve"> = </w:t>
-      </w:r>
-      <w:proofErr w:type="spellStart"/>
-      <w:proofErr w:type="gramStart"/>
-      <w:r>
-        <w:rPr>
-          <w:rFonts w:ascii="Times New Roman" w:hAnsi="Times New Roman" w:cs="Times New Roman"/>
-        </w:rPr>
-        <w:t>np.cross</w:t>
-      </w:r>
-      <w:proofErr w:type="spellEnd"/>
-      <w:proofErr w:type="gramEnd"/>
-      <w:r>
-        <w:rPr>
-          <w:rFonts w:ascii="Times New Roman" w:hAnsi="Times New Roman" w:cs="Times New Roman"/>
-        </w:rPr>
-        <w:t>(vector1, vector2)</w:t>
-      </w:r>
-    </w:p>
-    <w:p>
-      <w:pPr>
-        <w:rPr>
-          <w:rFonts w:ascii="Times New Roman" w:hAnsi="Times New Roman" w:cs="Times New Roman"/>
-        </w:rPr>
-      </w:pPr>
-      <w:proofErr w:type="gramStart"/>
-      <w:r>
-        <w:rPr>
-          <w:rFonts w:ascii="Times New Roman" w:hAnsi="Times New Roman" w:cs="Times New Roman"/>
-        </w:rPr>
-        <w:t>print(</w:t>
-      </w:r>
-      <w:proofErr w:type="spellStart"/>
-      <w:proofErr w:type="gramEnd"/>
-      <w:r>
-        <w:rPr>
-          <w:rFonts w:ascii="Times New Roman" w:hAnsi="Times New Roman" w:cs="Times New Roman"/>
-        </w:rPr>
-        <w:t>f"Cross</w:t>
-      </w:r>
-      <w:proofErr w:type="spellEnd"/>
-      <w:r>
-        <w:rPr>
-          <w:rFonts w:ascii="Times New Roman" w:hAnsi="Times New Roman" w:cs="Times New Roman"/>
-        </w:rPr>
-        <w:t xml:space="preserve"> Product: {</w:t>
-      </w:r>
-      <w:proofErr w:type="spellStart"/>
-      <w:r>
-        <w:rPr>
-          <w:rFonts w:ascii="Times New Roman" w:hAnsi="Times New Roman" w:cs="Times New Roman"/>
-        </w:rPr>
-        <w:t>cross_product</w:t>
-      </w:r>
-      <w:proofErr w:type="spellEnd"/>
-      <w:r>
-        <w:rPr>
-          <w:rFonts w:ascii="Times New Roman" w:hAnsi="Times New Roman" w:cs="Times New Roman"/>
-        </w:rPr>
-        <w:t>}")</w:t>
+      <w:r>
+        <w:rPr>
+          <w:rFonts w:ascii="Times New Roman" w:hAnsi="Times New Roman" w:cs="Times New Roman"/>
+        </w:rPr>
+        <w:t>print("\n--- Slicing ---")</w:t>
+      </w:r>
+    </w:p>
+    <w:p>
+      <w:pPr>
+        <w:rPr>
+          <w:rFonts w:ascii="Times New Roman" w:hAnsi="Times New Roman" w:cs="Times New Roman"/>
+        </w:rPr>
+      </w:pPr>
+      <w:r>
+        <w:rPr>
+          <w:rFonts w:ascii="Times New Roman" w:hAnsi="Times New Roman" w:cs="Times New Roman"/>
+        </w:rPr>
+        <w:t>print("1D array slice [1:4]:", array_1d[1:4])</w:t>
+      </w:r>
+    </w:p>
+    <w:p>
+      <w:pPr>
+        <w:rPr>
+          <w:rFonts w:ascii="Times New Roman" w:hAnsi="Times New Roman" w:cs="Times New Roman"/>
+        </w:rPr>
+      </w:pPr>
+      <w:r>
+        <w:rPr>
+          <w:rFonts w:ascii="Times New Roman" w:hAnsi="Times New Roman" w:cs="Times New Roman"/>
+        </w:rPr>
+        <w:t>print("2D array slice [0:2, 1:3]:")</w:t>
+      </w:r>
+    </w:p>
+    <w:p>
+      <w:pPr>
+        <w:rPr>
+          <w:rFonts w:ascii="Times New Roman" w:hAnsi="Times New Roman" w:cs="Times New Roman"/>
+        </w:rPr>
+      </w:pPr>
+      <w:r>
+        <w:rPr>
+          <w:rFonts w:ascii="Times New Roman" w:hAnsi="Times New Roman" w:cs="Times New Roman"/>
+        </w:rPr>
+        <w:t>print(array_2d[0:2, 1:3])</w:t>
+      </w:r>
+    </w:p>
+    <w:p>
+      <w:pPr>
+        <w:rPr>
+          <w:rFonts w:ascii="Times New Roman" w:hAnsi="Times New Roman" w:cs="Times New Roman"/>
+        </w:rPr>
+      </w:pPr>
+      <w:r>
+        <w:rPr>
+          <w:rFonts w:ascii="Times New Roman" w:hAnsi="Times New Roman" w:cs="Times New Roman"/>
+        </w:rPr>
+        <w:t>print("3D array slice [0, 1, :]:")</w:t>
+      </w:r>
+    </w:p>
+    <w:p>
+      <w:pPr>
+        <w:rPr>
+          <w:rFonts w:ascii="Times New Roman" w:hAnsi="Times New Roman" w:cs="Times New Roman"/>
+        </w:rPr>
+      </w:pPr>
+      <w:r>
+        <w:rPr>
+          <w:rFonts w:ascii="Times New Roman" w:hAnsi="Times New Roman" w:cs="Times New Roman"/>
+        </w:rPr>
+        <w:t>print(array_3d[0, 1, :])</w:t>
+      </w:r>
+    </w:p>
+    <w:p>
+      <w:pPr>
+        <w:rPr>
+          <w:rFonts w:ascii="Times New Roman" w:hAnsi="Times New Roman" w:cs="Times New Roman"/>
+        </w:rPr>
+      </w:pPr>
+    </w:p>
+    <w:p>
+      <w:pPr>
+        <w:rPr>
+          <w:rFonts w:ascii="Times New Roman" w:hAnsi="Times New Roman" w:cs="Times New Roman"/>
+        </w:rPr>
+      </w:pPr>
+      <w:r>
+        <w:rPr>
+          <w:rFonts w:ascii="Times New Roman" w:hAnsi="Times New Roman" w:cs="Times New Roman"/>
+        </w:rPr>
+        <w:t>print("\n--- Indexing ---")</w:t>
+      </w:r>
+    </w:p>
+    <w:p>
+      <w:pPr>
+        <w:rPr>
+          <w:rFonts w:ascii="Times New Roman" w:hAnsi="Times New Roman" w:cs="Times New Roman"/>
+        </w:rPr>
+      </w:pPr>
+      <w:r>
+        <w:rPr>
+          <w:rFonts w:ascii="Times New Roman" w:hAnsi="Times New Roman" w:cs="Times New Roman"/>
+        </w:rPr>
+        <w:t>print("1D array index [2]:", array_1d[2])</w:t>
+      </w:r>
+    </w:p>
+    <w:p>
+      <w:pPr>
+        <w:rPr>
+          <w:rFonts w:ascii="Times New Roman" w:hAnsi="Times New Roman" w:cs="Times New Roman"/>
+        </w:rPr>
+      </w:pPr>
+      <w:r>
+        <w:rPr>
+          <w:rFonts w:ascii="Times New Roman" w:hAnsi="Times New Roman" w:cs="Times New Roman"/>
+        </w:rPr>
+        <w:t>print("2D array index [1, 2]:", array_2d[1, 2])</w:t>
+      </w:r>
+    </w:p>
+    <w:p>
+      <w:pPr>
+        <w:rPr>
+          <w:rFonts w:ascii="Times New Roman" w:hAnsi="Times New Roman" w:cs="Times New Roman"/>
+        </w:rPr>
+      </w:pPr>
+      <w:r>
+        <w:rPr>
+          <w:rFonts w:ascii="Times New Roman" w:hAnsi="Times New Roman" w:cs="Times New Roman"/>
+        </w:rPr>
+        <w:t>print("3D array index [1, 0, 1]:", array_3d[1, 0, 1])</w:t>
+      </w:r>
+    </w:p>
+    <w:p>
+      <w:pPr>
+        <w:rPr>
+          <w:rFonts w:ascii="Times New Roman" w:hAnsi="Times New Roman" w:cs="Times New Roman"/>
+        </w:rPr>
+      </w:pPr>
+    </w:p>
+    <w:p>
+      <w:pPr>
+        <w:rPr>
+          <w:rFonts w:ascii="Times New Roman" w:hAnsi="Times New Roman" w:cs="Times New Roman"/>
+        </w:rPr>
+      </w:pPr>
+      <w:r>
+        <w:rPr>
+          <w:rFonts w:ascii="Times New Roman" w:hAnsi="Times New Roman" w:cs="Times New Roman"/>
+        </w:rPr>
+        <w:t>print("\n--- Dot Product ---")</w:t>
+      </w:r>
+    </w:p>
+    <w:p>
+      <w:pPr>
+        <w:rPr>
+          <w:rFonts w:ascii="Times New Roman" w:hAnsi="Times New Roman" w:cs="Times New Roman"/>
+        </w:rPr>
+      </w:pPr>
+      <w:r>
+        <w:rPr>
+          <w:rFonts w:ascii="Times New Roman" w:hAnsi="Times New Roman" w:cs="Times New Roman"/>
+        </w:rPr>
+        <w:t>vector1 = np.array([1, 2, 3])</w:t>
+      </w:r>
+    </w:p>
+    <w:p>
+      <w:pPr>
+        <w:rPr>
+          <w:rFonts w:ascii="Times New Roman" w:hAnsi="Times New Roman" w:cs="Times New Roman"/>
+        </w:rPr>
+      </w:pPr>
+      <w:r>
+        <w:rPr>
+          <w:rFonts w:ascii="Times New Roman" w:hAnsi="Times New Roman" w:cs="Times New Roman"/>
+        </w:rPr>
+        <w:t>vector2 = np.array([4, 5, 6])</w:t>
+      </w:r>
+    </w:p>
+    <w:p>
+      <w:pPr>
+        <w:rPr>
+          <w:rFonts w:ascii="Times New Roman" w:hAnsi="Times New Roman" w:cs="Times New Roman"/>
+        </w:rPr>
+      </w:pPr>
+      <w:r>
+        <w:rPr>
+          <w:rFonts w:ascii="Times New Roman" w:hAnsi="Times New Roman" w:cs="Times New Roman"/>
+        </w:rPr>
+        <w:t>dot_product = np.dot(vector1, vector2)</w:t>
+      </w:r>
+    </w:p>
+    <w:p>
+      <w:pPr>
+        <w:rPr>
+          <w:rFonts w:ascii="Times New Roman" w:hAnsi="Times New Roman" w:cs="Times New Roman"/>
+        </w:rPr>
+      </w:pPr>
+      <w:r>
+        <w:rPr>
+          <w:rFonts w:ascii="Times New Roman" w:hAnsi="Times New Roman" w:cs="Times New Roman"/>
+        </w:rPr>
+        <w:t>print(f"Vector 1: {vector1}")</w:t>
+      </w:r>
+    </w:p>
+    <w:p>
+      <w:pPr>
+        <w:rPr>
+          <w:rFonts w:ascii="Times New Roman" w:hAnsi="Times New Roman" w:cs="Times New Roman"/>
+        </w:rPr>
+      </w:pPr>
+      <w:r>
+        <w:rPr>
+          <w:rFonts w:ascii="Times New Roman" w:hAnsi="Times New Roman" w:cs="Times New Roman"/>
+        </w:rPr>
+        <w:t>print(f"Vector 2: {vector2}")</w:t>
+      </w:r>
+    </w:p>
+    <w:p>
+      <w:pPr>
+        <w:rPr>
+          <w:rFonts w:ascii="Times New Roman" w:hAnsi="Times New Roman" w:cs="Times New Roman"/>
+        </w:rPr>
+      </w:pPr>
+      <w:r>
+        <w:rPr>
+          <w:rFonts w:ascii="Times New Roman" w:hAnsi="Times New Roman" w:cs="Times New Roman"/>
+        </w:rPr>
+        <w:t>print(f"Dot Product: {dot_product}")</w:t>
+      </w:r>
+    </w:p>
+    <w:p>
+      <w:pPr>
+        <w:rPr>
+          <w:rFonts w:ascii="Times New Roman" w:hAnsi="Times New Roman" w:cs="Times New Roman"/>
+        </w:rPr>
+      </w:pPr>
+    </w:p>
+    <w:p>
+      <w:pPr>
+        <w:rPr>
+          <w:rFonts w:ascii="Times New Roman" w:hAnsi="Times New Roman" w:cs="Times New Roman"/>
+        </w:rPr>
+      </w:pPr>
+      <w:r>
+        <w:rPr>
+          <w:rFonts w:ascii="Times New Roman" w:hAnsi="Times New Roman" w:cs="Times New Roman"/>
+        </w:rPr>
+        <w:t>print("\n--- Cross Product ---")</w:t>
+      </w:r>
+    </w:p>
+    <w:p>
+      <w:pPr>
+        <w:rPr>
+          <w:rFonts w:ascii="Times New Roman" w:hAnsi="Times New Roman" w:cs="Times New Roman"/>
+        </w:rPr>
+      </w:pPr>
+      <w:r>
+        <w:rPr>
+          <w:rFonts w:ascii="Times New Roman" w:hAnsi="Times New Roman" w:cs="Times New Roman"/>
+        </w:rPr>
+        <w:t>cross_product = np.cross(vector1, vector2)</w:t>
+      </w:r>
+    </w:p>
+    <w:p>
+      <w:pPr>
+        <w:rPr>
+          <w:rFonts w:ascii="Times New Roman" w:hAnsi="Times New Roman" w:cs="Times New Roman"/>
+        </w:rPr>
+      </w:pPr>
+      <w:r>
+        <w:rPr>
+          <w:rFonts w:ascii="Times New Roman" w:hAnsi="Times New Roman" w:cs="Times New Roman"/>
+        </w:rPr>
+        <w:t>print(f"Cross Product: {cross_product}")</w:t>
       </w:r>
     </w:p>
     <w:p>
@@ -1352,86 +821,40 @@
         <w:rPr>
           <w:rFonts w:ascii="Times New Roman" w:hAnsi="Times New Roman" w:cs="Times New Roman"/>
         </w:rPr>
-        <w:t xml:space="preserve">import </w:t>
-      </w:r>
-      <w:proofErr w:type="spellStart"/>
-      <w:r>
-        <w:rPr>
-          <w:rFonts w:ascii="Times New Roman" w:hAnsi="Times New Roman" w:cs="Times New Roman"/>
-        </w:rPr>
-        <w:t>numpy</w:t>
-      </w:r>
-      <w:proofErr w:type="spellEnd"/>
-      <w:r>
-        <w:rPr>
-          <w:rFonts w:ascii="Times New Roman" w:hAnsi="Times New Roman" w:cs="Times New Roman"/>
-        </w:rPr>
-        <w:t xml:space="preserve"> as np</w:t>
-      </w:r>
-    </w:p>
-    <w:p>
-      <w:pPr>
-        <w:rPr>
-          <w:rFonts w:ascii="Times New Roman" w:hAnsi="Times New Roman" w:cs="Times New Roman"/>
-        </w:rPr>
-      </w:pPr>
-    </w:p>
-    <w:p>
-      <w:pPr>
-        <w:rPr>
-          <w:rFonts w:ascii="Times New Roman" w:hAnsi="Times New Roman" w:cs="Times New Roman"/>
-        </w:rPr>
-      </w:pPr>
-      <w:r>
-        <w:rPr>
-          <w:rFonts w:ascii="Times New Roman" w:hAnsi="Times New Roman" w:cs="Times New Roman"/>
-        </w:rPr>
-        <w:t xml:space="preserve">array1 = </w:t>
-      </w:r>
-      <w:proofErr w:type="spellStart"/>
-      <w:proofErr w:type="gramStart"/>
-      <w:r>
-        <w:rPr>
-          <w:rFonts w:ascii="Times New Roman" w:hAnsi="Times New Roman" w:cs="Times New Roman"/>
-        </w:rPr>
-        <w:t>np.array</w:t>
-      </w:r>
-      <w:proofErr w:type="spellEnd"/>
-      <w:proofErr w:type="gramEnd"/>
-      <w:r>
-        <w:rPr>
-          <w:rFonts w:ascii="Times New Roman" w:hAnsi="Times New Roman" w:cs="Times New Roman"/>
-        </w:rPr>
-        <w:t>([10, 20, 30, 40])</w:t>
-      </w:r>
-    </w:p>
-    <w:p>
-      <w:pPr>
-        <w:rPr>
-          <w:rFonts w:ascii="Times New Roman" w:hAnsi="Times New Roman" w:cs="Times New Roman"/>
-        </w:rPr>
-      </w:pPr>
-      <w:r>
-        <w:rPr>
-          <w:rFonts w:ascii="Times New Roman" w:hAnsi="Times New Roman" w:cs="Times New Roman"/>
-        </w:rPr>
-        <w:t xml:space="preserve">array2 = </w:t>
-      </w:r>
-      <w:proofErr w:type="spellStart"/>
-      <w:proofErr w:type="gramStart"/>
-      <w:r>
-        <w:rPr>
-          <w:rFonts w:ascii="Times New Roman" w:hAnsi="Times New Roman" w:cs="Times New Roman"/>
-        </w:rPr>
-        <w:t>np.array</w:t>
-      </w:r>
-      <w:proofErr w:type="spellEnd"/>
-      <w:proofErr w:type="gramEnd"/>
-      <w:r>
-        <w:rPr>
-          <w:rFonts w:ascii="Times New Roman" w:hAnsi="Times New Roman" w:cs="Times New Roman"/>
-        </w:rPr>
-        <w:t>([2, 4, 5, 8])</w:t>
+        <w:t>import numpy as np</w:t>
+      </w:r>
+    </w:p>
+    <w:p>
+      <w:pPr>
+        <w:rPr>
+          <w:rFonts w:ascii="Times New Roman" w:hAnsi="Times New Roman" w:cs="Times New Roman"/>
+        </w:rPr>
+      </w:pPr>
+    </w:p>
+    <w:p>
+      <w:pPr>
+        <w:rPr>
+          <w:rFonts w:ascii="Times New Roman" w:hAnsi="Times New Roman" w:cs="Times New Roman"/>
+        </w:rPr>
+      </w:pPr>
+      <w:r>
+        <w:rPr>
+          <w:rFonts w:ascii="Times New Roman" w:hAnsi="Times New Roman" w:cs="Times New Roman"/>
+        </w:rPr>
+        <w:t>array1 = np.array([10, 20, 30, 40])</w:t>
+      </w:r>
+    </w:p>
+    <w:p>
+      <w:pPr>
+        <w:rPr>
+          <w:rFonts w:ascii="Times New Roman" w:hAnsi="Times New Roman" w:cs="Times New Roman"/>
+        </w:rPr>
+      </w:pPr>
+      <w:r>
+        <w:rPr>
+          <w:rFonts w:ascii="Times New Roman" w:hAnsi="Times New Roman" w:cs="Times New Roman"/>
+        </w:rPr>
+        <w:t>array2 = np.array([2, 4, 5, 8])</w:t>
       </w:r>
     </w:p>
     <w:p>
@@ -1460,19 +883,11 @@
           <w:rFonts w:ascii="Times New Roman" w:hAnsi="Times New Roman" w:cs="Times New Roman"/>
         </w:rPr>
       </w:pPr>
-      <w:proofErr w:type="gramStart"/>
-      <w:r>
-        <w:rPr>
-          <w:rFonts w:ascii="Times New Roman" w:hAnsi="Times New Roman" w:cs="Times New Roman"/>
-        </w:rPr>
-        <w:t>print(</w:t>
-      </w:r>
-      <w:proofErr w:type="gramEnd"/>
-      <w:r>
-        <w:rPr>
-          <w:rFonts w:ascii="Times New Roman" w:hAnsi="Times New Roman" w:cs="Times New Roman"/>
-        </w:rPr>
-        <w:t>"Addition:", addition)</w:t>
+      <w:r>
+        <w:rPr>
+          <w:rFonts w:ascii="Times New Roman" w:hAnsi="Times New Roman" w:cs="Times New Roman"/>
+        </w:rPr>
+        <w:t>print("Addition:", addition)</w:t>
       </w:r>
     </w:p>
     <w:p>
@@ -1501,19 +916,11 @@
           <w:rFonts w:ascii="Times New Roman" w:hAnsi="Times New Roman" w:cs="Times New Roman"/>
         </w:rPr>
       </w:pPr>
-      <w:proofErr w:type="gramStart"/>
-      <w:r>
-        <w:rPr>
-          <w:rFonts w:ascii="Times New Roman" w:hAnsi="Times New Roman" w:cs="Times New Roman"/>
-        </w:rPr>
-        <w:t>print(</w:t>
-      </w:r>
-      <w:proofErr w:type="gramEnd"/>
-      <w:r>
-        <w:rPr>
-          <w:rFonts w:ascii="Times New Roman" w:hAnsi="Times New Roman" w:cs="Times New Roman"/>
-        </w:rPr>
-        <w:t>"Subtraction:", subtraction)</w:t>
+      <w:r>
+        <w:rPr>
+          <w:rFonts w:ascii="Times New Roman" w:hAnsi="Times New Roman" w:cs="Times New Roman"/>
+        </w:rPr>
+        <w:t>print("Subtraction:", subtraction)</w:t>
       </w:r>
     </w:p>
     <w:p>
@@ -1542,19 +949,11 @@
           <w:rFonts w:ascii="Times New Roman" w:hAnsi="Times New Roman" w:cs="Times New Roman"/>
         </w:rPr>
       </w:pPr>
-      <w:proofErr w:type="gramStart"/>
-      <w:r>
-        <w:rPr>
-          <w:rFonts w:ascii="Times New Roman" w:hAnsi="Times New Roman" w:cs="Times New Roman"/>
-        </w:rPr>
-        <w:t>print(</w:t>
-      </w:r>
-      <w:proofErr w:type="gramEnd"/>
-      <w:r>
-        <w:rPr>
-          <w:rFonts w:ascii="Times New Roman" w:hAnsi="Times New Roman" w:cs="Times New Roman"/>
-        </w:rPr>
-        <w:t>"Multiplication:", multiplication)</w:t>
+      <w:r>
+        <w:rPr>
+          <w:rFonts w:ascii="Times New Roman" w:hAnsi="Times New Roman" w:cs="Times New Roman"/>
+        </w:rPr>
+        <w:t>print("Multiplication:", multiplication)</w:t>
       </w:r>
     </w:p>
     <w:p>
@@ -1583,19 +982,11 @@
           <w:rFonts w:ascii="Times New Roman" w:hAnsi="Times New Roman" w:cs="Times New Roman"/>
         </w:rPr>
       </w:pPr>
-      <w:proofErr w:type="gramStart"/>
-      <w:r>
-        <w:rPr>
-          <w:rFonts w:ascii="Times New Roman" w:hAnsi="Times New Roman" w:cs="Times New Roman"/>
-        </w:rPr>
-        <w:t>print(</w:t>
-      </w:r>
-      <w:proofErr w:type="gramEnd"/>
-      <w:r>
-        <w:rPr>
-          <w:rFonts w:ascii="Times New Roman" w:hAnsi="Times New Roman" w:cs="Times New Roman"/>
-        </w:rPr>
-        <w:t>"Division:", division)</w:t>
+      <w:r>
+        <w:rPr>
+          <w:rFonts w:ascii="Times New Roman" w:hAnsi="Times New Roman" w:cs="Times New Roman"/>
+        </w:rPr>
+        <w:t>print("Division:", division)</w:t>
       </w:r>
     </w:p>
     <w:p>
@@ -1676,16 +1067,8 @@
         <w:rPr>
           <w:rFonts w:ascii="Times New Roman" w:hAnsi="Times New Roman" w:cs="Times New Roman"/>
         </w:rPr>
-        <w:t xml:space="preserve">the </w:t>
-      </w:r>
-      <w:proofErr w:type="spellStart"/>
-      <w:r>
-        <w:rPr>
-          <w:rFonts w:ascii="Times New Roman" w:hAnsi="Times New Roman" w:cs="Times New Roman"/>
-        </w:rPr>
-        <w:t>numpy</w:t>
-      </w:r>
-      <w:proofErr w:type="spellEnd"/>
+        <w:t>the numpy</w:t>
+      </w:r>
       <w:r>
         <w:rPr>
           <w:rFonts w:ascii="Times New Roman" w:hAnsi="Times New Roman" w:cs="Times New Roman"/>
@@ -2324,6 +1707,7 @@
   <w:style w:type="character" w:default="1" w:styleId="DefaultParagraphFont">
     <w:name w:val="Default Paragraph Font"/>
     <w:uiPriority w:val="1"/>
+    <w:semiHidden/>
     <w:unhideWhenUsed/>
   </w:style>
   <w:style w:type="table" w:default="1" w:styleId="TableNormal">

--- a/Assignment 7/Arrays.docx
+++ b/Assignment 7/Arrays.docx
@@ -19,16 +19,14 @@
         </w:rPr>
         <w:t>Arrays</w:t>
       </w:r>
-    </w:p>
-    <w:p>
-      <w:pPr>
-        <w:jc w:val="center"/>
+      <w:r>
         <w:rPr>
           <w:rFonts w:ascii="Times New Roman" w:hAnsi="Times New Roman" w:cs="Times New Roman"/>
           <w:sz w:val="32"/>
           <w:szCs w:val="32"/>
         </w:rPr>
-      </w:pPr>
+        <w:t xml:space="preserve"> </w:t>
+      </w:r>
       <w:r>
         <w:rPr>
           <w:rFonts w:ascii="Times New Roman" w:hAnsi="Times New Roman" w:cs="Times New Roman"/>
@@ -110,7 +108,21 @@
         <w:rPr>
           <w:rFonts w:ascii="Times New Roman" w:hAnsi="Times New Roman" w:cs="Times New Roman"/>
         </w:rPr>
-        <w:t>to create a 1D, 2D and 3D NumPy array. Perform basic operations like reshaping, slicing, and indexing.Calculate the dot product and cross product of 2 vectors.</w:t>
+        <w:t xml:space="preserve">to create a 1D, 2D and 3D NumPy array. Perform basic operations like reshaping, slicing, and </w:t>
+      </w:r>
+      <w:proofErr w:type="gramStart"/>
+      <w:r>
+        <w:rPr>
+          <w:rFonts w:ascii="Times New Roman" w:hAnsi="Times New Roman" w:cs="Times New Roman"/>
+        </w:rPr>
+        <w:t>indexing.Calculate</w:t>
+      </w:r>
+      <w:proofErr w:type="gramEnd"/>
+      <w:r>
+        <w:rPr>
+          <w:rFonts w:ascii="Times New Roman" w:hAnsi="Times New Roman" w:cs="Times New Roman"/>
+        </w:rPr>
+        <w:t xml:space="preserve"> the dot product and cross product of 2 vectors.</w:t>
       </w:r>
       <w:r>
         <w:rPr>
@@ -187,20 +199,42 @@
         <w:rPr>
           <w:rFonts w:ascii="Times New Roman" w:hAnsi="Times New Roman" w:cs="Times New Roman"/>
         </w:rPr>
-        <w:t>array_1d = np.array([1, 2, 3, 4, 5])</w:t>
-      </w:r>
-    </w:p>
-    <w:p>
-      <w:pPr>
-        <w:rPr>
-          <w:rFonts w:ascii="Times New Roman" w:hAnsi="Times New Roman" w:cs="Times New Roman"/>
-        </w:rPr>
-      </w:pPr>
-      <w:r>
-        <w:rPr>
-          <w:rFonts w:ascii="Times New Roman" w:hAnsi="Times New Roman" w:cs="Times New Roman"/>
-        </w:rPr>
-        <w:t>print("1D Array:")</w:t>
+        <w:t xml:space="preserve">array_1d = </w:t>
+      </w:r>
+      <w:proofErr w:type="gramStart"/>
+      <w:r>
+        <w:rPr>
+          <w:rFonts w:ascii="Times New Roman" w:hAnsi="Times New Roman" w:cs="Times New Roman"/>
+        </w:rPr>
+        <w:t>np.array</w:t>
+      </w:r>
+      <w:proofErr w:type="gramEnd"/>
+      <w:r>
+        <w:rPr>
+          <w:rFonts w:ascii="Times New Roman" w:hAnsi="Times New Roman" w:cs="Times New Roman"/>
+        </w:rPr>
+        <w:t>([1, 2, 3, 4, 5])</w:t>
+      </w:r>
+    </w:p>
+    <w:p>
+      <w:pPr>
+        <w:rPr>
+          <w:rFonts w:ascii="Times New Roman" w:hAnsi="Times New Roman" w:cs="Times New Roman"/>
+        </w:rPr>
+      </w:pPr>
+      <w:proofErr w:type="gramStart"/>
+      <w:r>
+        <w:rPr>
+          <w:rFonts w:ascii="Times New Roman" w:hAnsi="Times New Roman" w:cs="Times New Roman"/>
+        </w:rPr>
+        <w:t>print(</w:t>
+      </w:r>
+      <w:proofErr w:type="gramEnd"/>
+      <w:r>
+        <w:rPr>
+          <w:rFonts w:ascii="Times New Roman" w:hAnsi="Times New Roman" w:cs="Times New Roman"/>
+        </w:rPr>
+        <w:t>"1D Array:")</w:t>
       </w:r>
     </w:p>
     <w:p>
@@ -233,20 +267,42 @@
         <w:rPr>
           <w:rFonts w:ascii="Times New Roman" w:hAnsi="Times New Roman" w:cs="Times New Roman"/>
         </w:rPr>
-        <w:t>array_2d = np.array([[1, 2, 3], [4, 5, 6], [7, 8, 9]])</w:t>
-      </w:r>
-    </w:p>
-    <w:p>
-      <w:pPr>
-        <w:rPr>
-          <w:rFonts w:ascii="Times New Roman" w:hAnsi="Times New Roman" w:cs="Times New Roman"/>
-        </w:rPr>
-      </w:pPr>
-      <w:r>
-        <w:rPr>
-          <w:rFonts w:ascii="Times New Roman" w:hAnsi="Times New Roman" w:cs="Times New Roman"/>
-        </w:rPr>
-        <w:t>print("\n2D Array:")</w:t>
+        <w:t xml:space="preserve">array_2d = </w:t>
+      </w:r>
+      <w:proofErr w:type="gramStart"/>
+      <w:r>
+        <w:rPr>
+          <w:rFonts w:ascii="Times New Roman" w:hAnsi="Times New Roman" w:cs="Times New Roman"/>
+        </w:rPr>
+        <w:t>np.array</w:t>
+      </w:r>
+      <w:proofErr w:type="gramEnd"/>
+      <w:r>
+        <w:rPr>
+          <w:rFonts w:ascii="Times New Roman" w:hAnsi="Times New Roman" w:cs="Times New Roman"/>
+        </w:rPr>
+        <w:t>([[1, 2, 3], [4, 5, 6], [7, 8, 9]])</w:t>
+      </w:r>
+    </w:p>
+    <w:p>
+      <w:pPr>
+        <w:rPr>
+          <w:rFonts w:ascii="Times New Roman" w:hAnsi="Times New Roman" w:cs="Times New Roman"/>
+        </w:rPr>
+      </w:pPr>
+      <w:proofErr w:type="gramStart"/>
+      <w:r>
+        <w:rPr>
+          <w:rFonts w:ascii="Times New Roman" w:hAnsi="Times New Roman" w:cs="Times New Roman"/>
+        </w:rPr>
+        <w:t>print(</w:t>
+      </w:r>
+      <w:proofErr w:type="gramEnd"/>
+      <w:r>
+        <w:rPr>
+          <w:rFonts w:ascii="Times New Roman" w:hAnsi="Times New Roman" w:cs="Times New Roman"/>
+        </w:rPr>
+        <w:t>"\n2D Array:")</w:t>
       </w:r>
     </w:p>
     <w:p>
@@ -279,20 +335,42 @@
         <w:rPr>
           <w:rFonts w:ascii="Times New Roman" w:hAnsi="Times New Roman" w:cs="Times New Roman"/>
         </w:rPr>
-        <w:t>array_3d = np.array([[[1, 2], [3, 4]], [[5, 6], [7, 8]]])</w:t>
-      </w:r>
-    </w:p>
-    <w:p>
-      <w:pPr>
-        <w:rPr>
-          <w:rFonts w:ascii="Times New Roman" w:hAnsi="Times New Roman" w:cs="Times New Roman"/>
-        </w:rPr>
-      </w:pPr>
-      <w:r>
-        <w:rPr>
-          <w:rFonts w:ascii="Times New Roman" w:hAnsi="Times New Roman" w:cs="Times New Roman"/>
-        </w:rPr>
-        <w:t>print("\n3D Array:")</w:t>
+        <w:t xml:space="preserve">array_3d = </w:t>
+      </w:r>
+      <w:proofErr w:type="gramStart"/>
+      <w:r>
+        <w:rPr>
+          <w:rFonts w:ascii="Times New Roman" w:hAnsi="Times New Roman" w:cs="Times New Roman"/>
+        </w:rPr>
+        <w:t>np.array</w:t>
+      </w:r>
+      <w:proofErr w:type="gramEnd"/>
+      <w:r>
+        <w:rPr>
+          <w:rFonts w:ascii="Times New Roman" w:hAnsi="Times New Roman" w:cs="Times New Roman"/>
+        </w:rPr>
+        <w:t>([[[1, 2], [3, 4]], [[5, 6], [7, 8]]])</w:t>
+      </w:r>
+    </w:p>
+    <w:p>
+      <w:pPr>
+        <w:rPr>
+          <w:rFonts w:ascii="Times New Roman" w:hAnsi="Times New Roman" w:cs="Times New Roman"/>
+        </w:rPr>
+      </w:pPr>
+      <w:proofErr w:type="gramStart"/>
+      <w:r>
+        <w:rPr>
+          <w:rFonts w:ascii="Times New Roman" w:hAnsi="Times New Roman" w:cs="Times New Roman"/>
+        </w:rPr>
+        <w:t>print(</w:t>
+      </w:r>
+      <w:proofErr w:type="gramEnd"/>
+      <w:r>
+        <w:rPr>
+          <w:rFonts w:ascii="Times New Roman" w:hAnsi="Times New Roman" w:cs="Times New Roman"/>
+        </w:rPr>
+        <w:t>"\n3D Array:")</w:t>
       </w:r>
     </w:p>
     <w:p>
@@ -321,37 +399,67 @@
           <w:rFonts w:ascii="Times New Roman" w:hAnsi="Times New Roman" w:cs="Times New Roman"/>
         </w:rPr>
       </w:pPr>
-      <w:r>
-        <w:rPr>
-          <w:rFonts w:ascii="Times New Roman" w:hAnsi="Times New Roman" w:cs="Times New Roman"/>
-        </w:rPr>
-        <w:t>print("\n--- Reshaping ---")</w:t>
-      </w:r>
-    </w:p>
-    <w:p>
-      <w:pPr>
-        <w:rPr>
-          <w:rFonts w:ascii="Times New Roman" w:hAnsi="Times New Roman" w:cs="Times New Roman"/>
-        </w:rPr>
-      </w:pPr>
-      <w:r>
-        <w:rPr>
-          <w:rFonts w:ascii="Times New Roman" w:hAnsi="Times New Roman" w:cs="Times New Roman"/>
-        </w:rPr>
-        <w:t>reshaped_1d = array_1d.reshape(5, 1)</w:t>
-      </w:r>
-    </w:p>
-    <w:p>
-      <w:pPr>
-        <w:rPr>
-          <w:rFonts w:ascii="Times New Roman" w:hAnsi="Times New Roman" w:cs="Times New Roman"/>
-        </w:rPr>
-      </w:pPr>
-      <w:r>
-        <w:rPr>
-          <w:rFonts w:ascii="Times New Roman" w:hAnsi="Times New Roman" w:cs="Times New Roman"/>
-        </w:rPr>
-        <w:t>print("1D reshaped to 5x1:")</w:t>
+      <w:proofErr w:type="gramStart"/>
+      <w:r>
+        <w:rPr>
+          <w:rFonts w:ascii="Times New Roman" w:hAnsi="Times New Roman" w:cs="Times New Roman"/>
+        </w:rPr>
+        <w:t>print(</w:t>
+      </w:r>
+      <w:proofErr w:type="gramEnd"/>
+      <w:r>
+        <w:rPr>
+          <w:rFonts w:ascii="Times New Roman" w:hAnsi="Times New Roman" w:cs="Times New Roman"/>
+        </w:rPr>
+        <w:t>"\n--- Reshaping ---")</w:t>
+      </w:r>
+    </w:p>
+    <w:p>
+      <w:pPr>
+        <w:rPr>
+          <w:rFonts w:ascii="Times New Roman" w:hAnsi="Times New Roman" w:cs="Times New Roman"/>
+        </w:rPr>
+      </w:pPr>
+      <w:r>
+        <w:rPr>
+          <w:rFonts w:ascii="Times New Roman" w:hAnsi="Times New Roman" w:cs="Times New Roman"/>
+        </w:rPr>
+        <w:t>reshaped_1d = array_1</w:t>
+      </w:r>
+      <w:proofErr w:type="gramStart"/>
+      <w:r>
+        <w:rPr>
+          <w:rFonts w:ascii="Times New Roman" w:hAnsi="Times New Roman" w:cs="Times New Roman"/>
+        </w:rPr>
+        <w:t>d.reshape</w:t>
+      </w:r>
+      <w:proofErr w:type="gramEnd"/>
+      <w:r>
+        <w:rPr>
+          <w:rFonts w:ascii="Times New Roman" w:hAnsi="Times New Roman" w:cs="Times New Roman"/>
+        </w:rPr>
+        <w:t>(5, 1)</w:t>
+      </w:r>
+    </w:p>
+    <w:p>
+      <w:pPr>
+        <w:rPr>
+          <w:rFonts w:ascii="Times New Roman" w:hAnsi="Times New Roman" w:cs="Times New Roman"/>
+        </w:rPr>
+      </w:pPr>
+      <w:proofErr w:type="gramStart"/>
+      <w:r>
+        <w:rPr>
+          <w:rFonts w:ascii="Times New Roman" w:hAnsi="Times New Roman" w:cs="Times New Roman"/>
+        </w:rPr>
+        <w:t>print(</w:t>
+      </w:r>
+      <w:proofErr w:type="gramEnd"/>
+      <w:r>
+        <w:rPr>
+          <w:rFonts w:ascii="Times New Roman" w:hAnsi="Times New Roman" w:cs="Times New Roman"/>
+        </w:rPr>
+        <w:t>"1D reshaped to 5x1:")</w:t>
       </w:r>
     </w:p>
     <w:p>
@@ -384,33 +492,54 @@
         <w:rPr>
           <w:rFonts w:ascii="Times New Roman" w:hAnsi="Times New Roman" w:cs="Times New Roman"/>
         </w:rPr>
-        <w:t>reshaped_2d = array_2d.reshape(1, 9)</w:t>
-      </w:r>
-    </w:p>
-    <w:p>
-      <w:pPr>
-        <w:rPr>
-          <w:rFonts w:ascii="Times New Roman" w:hAnsi="Times New Roman" w:cs="Times New Roman"/>
-        </w:rPr>
-      </w:pPr>
-      <w:r>
-        <w:rPr>
-          <w:rFonts w:ascii="Times New Roman" w:hAnsi="Times New Roman" w:cs="Times New Roman"/>
-        </w:rPr>
-        <w:t>print("\n2D reshaped to 1x9:")</w:t>
-      </w:r>
-    </w:p>
-    <w:p>
-      <w:pPr>
-        <w:rPr>
-          <w:rFonts w:ascii="Times New Roman" w:hAnsi="Times New Roman" w:cs="Times New Roman"/>
-        </w:rPr>
-      </w:pPr>
-      <w:r>
-        <w:rPr>
-          <w:rFonts w:ascii="Times New Roman" w:hAnsi="Times New Roman" w:cs="Times New Roman"/>
-        </w:rPr>
-        <w:lastRenderedPageBreak/>
+        <w:t>reshaped_2d = array_2</w:t>
+      </w:r>
+      <w:proofErr w:type="gramStart"/>
+      <w:r>
+        <w:rPr>
+          <w:rFonts w:ascii="Times New Roman" w:hAnsi="Times New Roman" w:cs="Times New Roman"/>
+        </w:rPr>
+        <w:t>d.reshape</w:t>
+      </w:r>
+      <w:proofErr w:type="gramEnd"/>
+      <w:r>
+        <w:rPr>
+          <w:rFonts w:ascii="Times New Roman" w:hAnsi="Times New Roman" w:cs="Times New Roman"/>
+        </w:rPr>
+        <w:t>(1, 9)</w:t>
+      </w:r>
+    </w:p>
+    <w:p>
+      <w:pPr>
+        <w:rPr>
+          <w:rFonts w:ascii="Times New Roman" w:hAnsi="Times New Roman" w:cs="Times New Roman"/>
+        </w:rPr>
+      </w:pPr>
+      <w:proofErr w:type="gramStart"/>
+      <w:r>
+        <w:rPr>
+          <w:rFonts w:ascii="Times New Roman" w:hAnsi="Times New Roman" w:cs="Times New Roman"/>
+        </w:rPr>
+        <w:t>print(</w:t>
+      </w:r>
+      <w:proofErr w:type="gramEnd"/>
+      <w:r>
+        <w:rPr>
+          <w:rFonts w:ascii="Times New Roman" w:hAnsi="Times New Roman" w:cs="Times New Roman"/>
+        </w:rPr>
+        <w:t>"\n2D reshaped to 1x9:")</w:t>
+      </w:r>
+    </w:p>
+    <w:p>
+      <w:pPr>
+        <w:rPr>
+          <w:rFonts w:ascii="Times New Roman" w:hAnsi="Times New Roman" w:cs="Times New Roman"/>
+        </w:rPr>
+      </w:pPr>
+      <w:r>
+        <w:rPr>
+          <w:rFonts w:ascii="Times New Roman" w:hAnsi="Times New Roman" w:cs="Times New Roman"/>
+        </w:rPr>
         <w:t>print(reshaped_2d)</w:t>
       </w:r>
     </w:p>
@@ -427,279 +556,575 @@
           <w:rFonts w:ascii="Times New Roman" w:hAnsi="Times New Roman" w:cs="Times New Roman"/>
         </w:rPr>
       </w:pPr>
-      <w:r>
-        <w:rPr>
-          <w:rFonts w:ascii="Times New Roman" w:hAnsi="Times New Roman" w:cs="Times New Roman"/>
-        </w:rPr>
-        <w:t>print("\n--- Slicing ---")</w:t>
-      </w:r>
-    </w:p>
-    <w:p>
-      <w:pPr>
-        <w:rPr>
-          <w:rFonts w:ascii="Times New Roman" w:hAnsi="Times New Roman" w:cs="Times New Roman"/>
-        </w:rPr>
-      </w:pPr>
-      <w:r>
-        <w:rPr>
-          <w:rFonts w:ascii="Times New Roman" w:hAnsi="Times New Roman" w:cs="Times New Roman"/>
-        </w:rPr>
-        <w:t>print("1D array slice [1:4]:", array_1d[1:4])</w:t>
-      </w:r>
-    </w:p>
-    <w:p>
-      <w:pPr>
-        <w:rPr>
-          <w:rFonts w:ascii="Times New Roman" w:hAnsi="Times New Roman" w:cs="Times New Roman"/>
-        </w:rPr>
-      </w:pPr>
-      <w:r>
-        <w:rPr>
-          <w:rFonts w:ascii="Times New Roman" w:hAnsi="Times New Roman" w:cs="Times New Roman"/>
-        </w:rPr>
-        <w:t>print("2D array slice [0:2, 1:3]:")</w:t>
-      </w:r>
-    </w:p>
-    <w:p>
-      <w:pPr>
-        <w:rPr>
-          <w:rFonts w:ascii="Times New Roman" w:hAnsi="Times New Roman" w:cs="Times New Roman"/>
-        </w:rPr>
-      </w:pPr>
-      <w:r>
-        <w:rPr>
-          <w:rFonts w:ascii="Times New Roman" w:hAnsi="Times New Roman" w:cs="Times New Roman"/>
-        </w:rPr>
-        <w:t>print(array_2d[0:2, 1:3])</w:t>
-      </w:r>
-    </w:p>
-    <w:p>
-      <w:pPr>
-        <w:rPr>
-          <w:rFonts w:ascii="Times New Roman" w:hAnsi="Times New Roman" w:cs="Times New Roman"/>
-        </w:rPr>
-      </w:pPr>
-      <w:r>
-        <w:rPr>
-          <w:rFonts w:ascii="Times New Roman" w:hAnsi="Times New Roman" w:cs="Times New Roman"/>
-        </w:rPr>
-        <w:t>print("3D array slice [0, 1, :]:")</w:t>
-      </w:r>
-    </w:p>
-    <w:p>
-      <w:pPr>
-        <w:rPr>
-          <w:rFonts w:ascii="Times New Roman" w:hAnsi="Times New Roman" w:cs="Times New Roman"/>
-        </w:rPr>
-      </w:pPr>
-      <w:r>
-        <w:rPr>
-          <w:rFonts w:ascii="Times New Roman" w:hAnsi="Times New Roman" w:cs="Times New Roman"/>
-        </w:rPr>
-        <w:t>print(array_3d[0, 1, :])</w:t>
-      </w:r>
-    </w:p>
-    <w:p>
-      <w:pPr>
-        <w:rPr>
-          <w:rFonts w:ascii="Times New Roman" w:hAnsi="Times New Roman" w:cs="Times New Roman"/>
-        </w:rPr>
-      </w:pPr>
-    </w:p>
-    <w:p>
-      <w:pPr>
-        <w:rPr>
-          <w:rFonts w:ascii="Times New Roman" w:hAnsi="Times New Roman" w:cs="Times New Roman"/>
-        </w:rPr>
-      </w:pPr>
-      <w:r>
-        <w:rPr>
-          <w:rFonts w:ascii="Times New Roman" w:hAnsi="Times New Roman" w:cs="Times New Roman"/>
-        </w:rPr>
-        <w:t>print("\n--- Indexing ---")</w:t>
-      </w:r>
-    </w:p>
-    <w:p>
-      <w:pPr>
-        <w:rPr>
-          <w:rFonts w:ascii="Times New Roman" w:hAnsi="Times New Roman" w:cs="Times New Roman"/>
-        </w:rPr>
-      </w:pPr>
-      <w:r>
-        <w:rPr>
-          <w:rFonts w:ascii="Times New Roman" w:hAnsi="Times New Roman" w:cs="Times New Roman"/>
-        </w:rPr>
-        <w:t>print("1D array index [2]:", array_1d[2])</w:t>
-      </w:r>
-    </w:p>
-    <w:p>
-      <w:pPr>
-        <w:rPr>
-          <w:rFonts w:ascii="Times New Roman" w:hAnsi="Times New Roman" w:cs="Times New Roman"/>
-        </w:rPr>
-      </w:pPr>
-      <w:r>
-        <w:rPr>
-          <w:rFonts w:ascii="Times New Roman" w:hAnsi="Times New Roman" w:cs="Times New Roman"/>
-        </w:rPr>
-        <w:t>print("2D array index [1, 2]:", array_2d[1, 2])</w:t>
-      </w:r>
-    </w:p>
-    <w:p>
-      <w:pPr>
-        <w:rPr>
-          <w:rFonts w:ascii="Times New Roman" w:hAnsi="Times New Roman" w:cs="Times New Roman"/>
-        </w:rPr>
-      </w:pPr>
-      <w:r>
-        <w:rPr>
-          <w:rFonts w:ascii="Times New Roman" w:hAnsi="Times New Roman" w:cs="Times New Roman"/>
-        </w:rPr>
-        <w:t>print("3D array index [1, 0, 1]:", array_3d[1, 0, 1])</w:t>
-      </w:r>
-    </w:p>
-    <w:p>
-      <w:pPr>
-        <w:rPr>
-          <w:rFonts w:ascii="Times New Roman" w:hAnsi="Times New Roman" w:cs="Times New Roman"/>
-        </w:rPr>
-      </w:pPr>
-    </w:p>
-    <w:p>
-      <w:pPr>
-        <w:rPr>
-          <w:rFonts w:ascii="Times New Roman" w:hAnsi="Times New Roman" w:cs="Times New Roman"/>
-        </w:rPr>
-      </w:pPr>
-      <w:r>
-        <w:rPr>
-          <w:rFonts w:ascii="Times New Roman" w:hAnsi="Times New Roman" w:cs="Times New Roman"/>
-        </w:rPr>
-        <w:t>print("\n--- Dot Product ---")</w:t>
-      </w:r>
-    </w:p>
-    <w:p>
-      <w:pPr>
-        <w:rPr>
-          <w:rFonts w:ascii="Times New Roman" w:hAnsi="Times New Roman" w:cs="Times New Roman"/>
-        </w:rPr>
-      </w:pPr>
-      <w:r>
-        <w:rPr>
-          <w:rFonts w:ascii="Times New Roman" w:hAnsi="Times New Roman" w:cs="Times New Roman"/>
-        </w:rPr>
-        <w:t>vector1 = np.array([1, 2, 3])</w:t>
-      </w:r>
-    </w:p>
-    <w:p>
-      <w:pPr>
-        <w:rPr>
-          <w:rFonts w:ascii="Times New Roman" w:hAnsi="Times New Roman" w:cs="Times New Roman"/>
-        </w:rPr>
-      </w:pPr>
-      <w:r>
-        <w:rPr>
-          <w:rFonts w:ascii="Times New Roman" w:hAnsi="Times New Roman" w:cs="Times New Roman"/>
-        </w:rPr>
-        <w:t>vector2 = np.array([4, 5, 6])</w:t>
-      </w:r>
-    </w:p>
-    <w:p>
-      <w:pPr>
-        <w:rPr>
-          <w:rFonts w:ascii="Times New Roman" w:hAnsi="Times New Roman" w:cs="Times New Roman"/>
-        </w:rPr>
-      </w:pPr>
-      <w:r>
-        <w:rPr>
-          <w:rFonts w:ascii="Times New Roman" w:hAnsi="Times New Roman" w:cs="Times New Roman"/>
-        </w:rPr>
-        <w:t>dot_product = np.dot(vector1, vector2)</w:t>
-      </w:r>
-    </w:p>
-    <w:p>
-      <w:pPr>
-        <w:rPr>
-          <w:rFonts w:ascii="Times New Roman" w:hAnsi="Times New Roman" w:cs="Times New Roman"/>
-        </w:rPr>
-      </w:pPr>
-      <w:r>
-        <w:rPr>
-          <w:rFonts w:ascii="Times New Roman" w:hAnsi="Times New Roman" w:cs="Times New Roman"/>
-        </w:rPr>
-        <w:t>print(f"Vector 1: {vector1}")</w:t>
-      </w:r>
-    </w:p>
-    <w:p>
-      <w:pPr>
-        <w:rPr>
-          <w:rFonts w:ascii="Times New Roman" w:hAnsi="Times New Roman" w:cs="Times New Roman"/>
-        </w:rPr>
-      </w:pPr>
-      <w:r>
-        <w:rPr>
-          <w:rFonts w:ascii="Times New Roman" w:hAnsi="Times New Roman" w:cs="Times New Roman"/>
-        </w:rPr>
-        <w:t>print(f"Vector 2: {vector2}")</w:t>
-      </w:r>
-    </w:p>
-    <w:p>
-      <w:pPr>
-        <w:rPr>
-          <w:rFonts w:ascii="Times New Roman" w:hAnsi="Times New Roman" w:cs="Times New Roman"/>
-        </w:rPr>
-      </w:pPr>
-      <w:r>
-        <w:rPr>
-          <w:rFonts w:ascii="Times New Roman" w:hAnsi="Times New Roman" w:cs="Times New Roman"/>
-        </w:rPr>
-        <w:t>print(f"Dot Product: {dot_product}")</w:t>
-      </w:r>
-    </w:p>
-    <w:p>
-      <w:pPr>
-        <w:rPr>
-          <w:rFonts w:ascii="Times New Roman" w:hAnsi="Times New Roman" w:cs="Times New Roman"/>
-        </w:rPr>
-      </w:pPr>
-    </w:p>
-    <w:p>
-      <w:pPr>
-        <w:rPr>
-          <w:rFonts w:ascii="Times New Roman" w:hAnsi="Times New Roman" w:cs="Times New Roman"/>
-        </w:rPr>
-      </w:pPr>
-      <w:r>
-        <w:rPr>
-          <w:rFonts w:ascii="Times New Roman" w:hAnsi="Times New Roman" w:cs="Times New Roman"/>
-        </w:rPr>
-        <w:t>print("\n--- Cross Product ---")</w:t>
-      </w:r>
-    </w:p>
-    <w:p>
-      <w:pPr>
-        <w:rPr>
-          <w:rFonts w:ascii="Times New Roman" w:hAnsi="Times New Roman" w:cs="Times New Roman"/>
-        </w:rPr>
-      </w:pPr>
-      <w:r>
-        <w:rPr>
-          <w:rFonts w:ascii="Times New Roman" w:hAnsi="Times New Roman" w:cs="Times New Roman"/>
-        </w:rPr>
-        <w:t>cross_product = np.cross(vector1, vector2)</w:t>
-      </w:r>
-    </w:p>
-    <w:p>
-      <w:pPr>
-        <w:rPr>
-          <w:rFonts w:ascii="Times New Roman" w:hAnsi="Times New Roman" w:cs="Times New Roman"/>
-        </w:rPr>
-      </w:pPr>
-      <w:r>
-        <w:rPr>
-          <w:rFonts w:ascii="Times New Roman" w:hAnsi="Times New Roman" w:cs="Times New Roman"/>
-        </w:rPr>
-        <w:t>print(f"Cross Product: {cross_product}")</w:t>
+      <w:proofErr w:type="gramStart"/>
+      <w:r>
+        <w:rPr>
+          <w:rFonts w:ascii="Times New Roman" w:hAnsi="Times New Roman" w:cs="Times New Roman"/>
+        </w:rPr>
+        <w:t>print(</w:t>
+      </w:r>
+      <w:proofErr w:type="gramEnd"/>
+      <w:r>
+        <w:rPr>
+          <w:rFonts w:ascii="Times New Roman" w:hAnsi="Times New Roman" w:cs="Times New Roman"/>
+        </w:rPr>
+        <w:t>"\n--- Slicing ---")</w:t>
+      </w:r>
+    </w:p>
+    <w:p>
+      <w:pPr>
+        <w:rPr>
+          <w:rFonts w:ascii="Times New Roman" w:hAnsi="Times New Roman" w:cs="Times New Roman"/>
+        </w:rPr>
+      </w:pPr>
+      <w:proofErr w:type="gramStart"/>
+      <w:r>
+        <w:rPr>
+          <w:rFonts w:ascii="Times New Roman" w:hAnsi="Times New Roman" w:cs="Times New Roman"/>
+        </w:rPr>
+        <w:t>print(</w:t>
+      </w:r>
+      <w:proofErr w:type="gramEnd"/>
+      <w:r>
+        <w:rPr>
+          <w:rFonts w:ascii="Times New Roman" w:hAnsi="Times New Roman" w:cs="Times New Roman"/>
+        </w:rPr>
+        <w:t>"1D array slice [1:4]:", array_1</w:t>
+      </w:r>
+      <w:proofErr w:type="gramStart"/>
+      <w:r>
+        <w:rPr>
+          <w:rFonts w:ascii="Times New Roman" w:hAnsi="Times New Roman" w:cs="Times New Roman"/>
+        </w:rPr>
+        <w:t>d[</w:t>
+      </w:r>
+      <w:proofErr w:type="gramEnd"/>
+      <w:r>
+        <w:rPr>
+          <w:rFonts w:ascii="Times New Roman" w:hAnsi="Times New Roman" w:cs="Times New Roman"/>
+        </w:rPr>
+        <w:t>1:4])</w:t>
+      </w:r>
+    </w:p>
+    <w:p>
+      <w:pPr>
+        <w:rPr>
+          <w:rFonts w:ascii="Times New Roman" w:hAnsi="Times New Roman" w:cs="Times New Roman"/>
+        </w:rPr>
+      </w:pPr>
+      <w:proofErr w:type="gramStart"/>
+      <w:r>
+        <w:rPr>
+          <w:rFonts w:ascii="Times New Roman" w:hAnsi="Times New Roman" w:cs="Times New Roman"/>
+        </w:rPr>
+        <w:t>print(</w:t>
+      </w:r>
+      <w:proofErr w:type="gramEnd"/>
+      <w:r>
+        <w:rPr>
+          <w:rFonts w:ascii="Times New Roman" w:hAnsi="Times New Roman" w:cs="Times New Roman"/>
+        </w:rPr>
+        <w:t>"2D array slice [0:2, 1:3]:")</w:t>
+      </w:r>
+    </w:p>
+    <w:p>
+      <w:pPr>
+        <w:rPr>
+          <w:rFonts w:ascii="Times New Roman" w:hAnsi="Times New Roman" w:cs="Times New Roman"/>
+        </w:rPr>
+      </w:pPr>
+      <w:proofErr w:type="gramStart"/>
+      <w:r>
+        <w:rPr>
+          <w:rFonts w:ascii="Times New Roman" w:hAnsi="Times New Roman" w:cs="Times New Roman"/>
+        </w:rPr>
+        <w:t>print(</w:t>
+      </w:r>
+      <w:proofErr w:type="gramEnd"/>
+      <w:r>
+        <w:rPr>
+          <w:rFonts w:ascii="Times New Roman" w:hAnsi="Times New Roman" w:cs="Times New Roman"/>
+        </w:rPr>
+        <w:t>array_2</w:t>
+      </w:r>
+      <w:proofErr w:type="gramStart"/>
+      <w:r>
+        <w:rPr>
+          <w:rFonts w:ascii="Times New Roman" w:hAnsi="Times New Roman" w:cs="Times New Roman"/>
+        </w:rPr>
+        <w:t>d[</w:t>
+      </w:r>
+      <w:proofErr w:type="gramEnd"/>
+      <w:r>
+        <w:rPr>
+          <w:rFonts w:ascii="Times New Roman" w:hAnsi="Times New Roman" w:cs="Times New Roman"/>
+        </w:rPr>
+        <w:t>0:2, 1:3])</w:t>
+      </w:r>
+    </w:p>
+    <w:p>
+      <w:pPr>
+        <w:rPr>
+          <w:rFonts w:ascii="Times New Roman" w:hAnsi="Times New Roman" w:cs="Times New Roman"/>
+        </w:rPr>
+      </w:pPr>
+      <w:proofErr w:type="gramStart"/>
+      <w:r>
+        <w:rPr>
+          <w:rFonts w:ascii="Times New Roman" w:hAnsi="Times New Roman" w:cs="Times New Roman"/>
+        </w:rPr>
+        <w:t>print(</w:t>
+      </w:r>
+      <w:proofErr w:type="gramEnd"/>
+      <w:r>
+        <w:rPr>
+          <w:rFonts w:ascii="Times New Roman" w:hAnsi="Times New Roman" w:cs="Times New Roman"/>
+        </w:rPr>
+        <w:t>"3D array slice [0, 1</w:t>
+      </w:r>
+      <w:proofErr w:type="gramStart"/>
+      <w:r>
+        <w:rPr>
+          <w:rFonts w:ascii="Times New Roman" w:hAnsi="Times New Roman" w:cs="Times New Roman"/>
+        </w:rPr>
+        <w:t>, :]:"</w:t>
+      </w:r>
+      <w:proofErr w:type="gramEnd"/>
+      <w:r>
+        <w:rPr>
+          <w:rFonts w:ascii="Times New Roman" w:hAnsi="Times New Roman" w:cs="Times New Roman"/>
+        </w:rPr>
+        <w:t>)</w:t>
+      </w:r>
+    </w:p>
+    <w:p>
+      <w:pPr>
+        <w:rPr>
+          <w:rFonts w:ascii="Times New Roman" w:hAnsi="Times New Roman" w:cs="Times New Roman"/>
+        </w:rPr>
+      </w:pPr>
+      <w:proofErr w:type="gramStart"/>
+      <w:r>
+        <w:rPr>
+          <w:rFonts w:ascii="Times New Roman" w:hAnsi="Times New Roman" w:cs="Times New Roman"/>
+        </w:rPr>
+        <w:t>print(</w:t>
+      </w:r>
+      <w:proofErr w:type="gramEnd"/>
+      <w:r>
+        <w:rPr>
+          <w:rFonts w:ascii="Times New Roman" w:hAnsi="Times New Roman" w:cs="Times New Roman"/>
+        </w:rPr>
+        <w:t>array_3</w:t>
+      </w:r>
+      <w:proofErr w:type="gramStart"/>
+      <w:r>
+        <w:rPr>
+          <w:rFonts w:ascii="Times New Roman" w:hAnsi="Times New Roman" w:cs="Times New Roman"/>
+        </w:rPr>
+        <w:t>d[</w:t>
+      </w:r>
+      <w:proofErr w:type="gramEnd"/>
+      <w:r>
+        <w:rPr>
+          <w:rFonts w:ascii="Times New Roman" w:hAnsi="Times New Roman" w:cs="Times New Roman"/>
+        </w:rPr>
+        <w:t>0, 1</w:t>
+      </w:r>
+      <w:proofErr w:type="gramStart"/>
+      <w:r>
+        <w:rPr>
+          <w:rFonts w:ascii="Times New Roman" w:hAnsi="Times New Roman" w:cs="Times New Roman"/>
+        </w:rPr>
+        <w:t>, :</w:t>
+      </w:r>
+      <w:proofErr w:type="gramEnd"/>
+      <w:r>
+        <w:rPr>
+          <w:rFonts w:ascii="Times New Roman" w:hAnsi="Times New Roman" w:cs="Times New Roman"/>
+        </w:rPr>
+        <w:t>])</w:t>
+      </w:r>
+    </w:p>
+    <w:p>
+      <w:pPr>
+        <w:rPr>
+          <w:rFonts w:ascii="Times New Roman" w:hAnsi="Times New Roman" w:cs="Times New Roman"/>
+        </w:rPr>
+      </w:pPr>
+    </w:p>
+    <w:p>
+      <w:pPr>
+        <w:rPr>
+          <w:rFonts w:ascii="Times New Roman" w:hAnsi="Times New Roman" w:cs="Times New Roman"/>
+        </w:rPr>
+      </w:pPr>
+      <w:proofErr w:type="gramStart"/>
+      <w:r>
+        <w:rPr>
+          <w:rFonts w:ascii="Times New Roman" w:hAnsi="Times New Roman" w:cs="Times New Roman"/>
+        </w:rPr>
+        <w:t>print(</w:t>
+      </w:r>
+      <w:proofErr w:type="gramEnd"/>
+      <w:r>
+        <w:rPr>
+          <w:rFonts w:ascii="Times New Roman" w:hAnsi="Times New Roman" w:cs="Times New Roman"/>
+        </w:rPr>
+        <w:t>"\n--- Indexing ---")</w:t>
+      </w:r>
+    </w:p>
+    <w:p>
+      <w:pPr>
+        <w:rPr>
+          <w:rFonts w:ascii="Times New Roman" w:hAnsi="Times New Roman" w:cs="Times New Roman"/>
+        </w:rPr>
+      </w:pPr>
+      <w:proofErr w:type="gramStart"/>
+      <w:r>
+        <w:rPr>
+          <w:rFonts w:ascii="Times New Roman" w:hAnsi="Times New Roman" w:cs="Times New Roman"/>
+        </w:rPr>
+        <w:t>print(</w:t>
+      </w:r>
+      <w:proofErr w:type="gramEnd"/>
+      <w:r>
+        <w:rPr>
+          <w:rFonts w:ascii="Times New Roman" w:hAnsi="Times New Roman" w:cs="Times New Roman"/>
+        </w:rPr>
+        <w:t>"1D array index [2]:", array_1</w:t>
+      </w:r>
+      <w:proofErr w:type="gramStart"/>
+      <w:r>
+        <w:rPr>
+          <w:rFonts w:ascii="Times New Roman" w:hAnsi="Times New Roman" w:cs="Times New Roman"/>
+        </w:rPr>
+        <w:t>d[</w:t>
+      </w:r>
+      <w:proofErr w:type="gramEnd"/>
+      <w:r>
+        <w:rPr>
+          <w:rFonts w:ascii="Times New Roman" w:hAnsi="Times New Roman" w:cs="Times New Roman"/>
+        </w:rPr>
+        <w:t>2])</w:t>
+      </w:r>
+    </w:p>
+    <w:p>
+      <w:pPr>
+        <w:rPr>
+          <w:rFonts w:ascii="Times New Roman" w:hAnsi="Times New Roman" w:cs="Times New Roman"/>
+        </w:rPr>
+      </w:pPr>
+      <w:proofErr w:type="gramStart"/>
+      <w:r>
+        <w:rPr>
+          <w:rFonts w:ascii="Times New Roman" w:hAnsi="Times New Roman" w:cs="Times New Roman"/>
+        </w:rPr>
+        <w:t>print(</w:t>
+      </w:r>
+      <w:proofErr w:type="gramEnd"/>
+      <w:r>
+        <w:rPr>
+          <w:rFonts w:ascii="Times New Roman" w:hAnsi="Times New Roman" w:cs="Times New Roman"/>
+        </w:rPr>
+        <w:t>"2D array index [1, 2]:", array_2</w:t>
+      </w:r>
+      <w:proofErr w:type="gramStart"/>
+      <w:r>
+        <w:rPr>
+          <w:rFonts w:ascii="Times New Roman" w:hAnsi="Times New Roman" w:cs="Times New Roman"/>
+        </w:rPr>
+        <w:t>d[</w:t>
+      </w:r>
+      <w:proofErr w:type="gramEnd"/>
+      <w:r>
+        <w:rPr>
+          <w:rFonts w:ascii="Times New Roman" w:hAnsi="Times New Roman" w:cs="Times New Roman"/>
+        </w:rPr>
+        <w:t>1, 2])</w:t>
+      </w:r>
+    </w:p>
+    <w:p>
+      <w:pPr>
+        <w:rPr>
+          <w:rFonts w:ascii="Times New Roman" w:hAnsi="Times New Roman" w:cs="Times New Roman"/>
+        </w:rPr>
+      </w:pPr>
+      <w:proofErr w:type="gramStart"/>
+      <w:r>
+        <w:rPr>
+          <w:rFonts w:ascii="Times New Roman" w:hAnsi="Times New Roman" w:cs="Times New Roman"/>
+        </w:rPr>
+        <w:t>print(</w:t>
+      </w:r>
+      <w:proofErr w:type="gramEnd"/>
+      <w:r>
+        <w:rPr>
+          <w:rFonts w:ascii="Times New Roman" w:hAnsi="Times New Roman" w:cs="Times New Roman"/>
+        </w:rPr>
+        <w:t>"3D array index [1, 0, 1]:", array_3</w:t>
+      </w:r>
+      <w:proofErr w:type="gramStart"/>
+      <w:r>
+        <w:rPr>
+          <w:rFonts w:ascii="Times New Roman" w:hAnsi="Times New Roman" w:cs="Times New Roman"/>
+        </w:rPr>
+        <w:t>d[</w:t>
+      </w:r>
+      <w:proofErr w:type="gramEnd"/>
+      <w:r>
+        <w:rPr>
+          <w:rFonts w:ascii="Times New Roman" w:hAnsi="Times New Roman" w:cs="Times New Roman"/>
+        </w:rPr>
+        <w:t>1, 0, 1])</w:t>
+      </w:r>
+    </w:p>
+    <w:p>
+      <w:pPr>
+        <w:rPr>
+          <w:rFonts w:ascii="Times New Roman" w:hAnsi="Times New Roman" w:cs="Times New Roman"/>
+        </w:rPr>
+      </w:pPr>
+    </w:p>
+    <w:p>
+      <w:pPr>
+        <w:rPr>
+          <w:rFonts w:ascii="Times New Roman" w:hAnsi="Times New Roman" w:cs="Times New Roman"/>
+        </w:rPr>
+      </w:pPr>
+      <w:proofErr w:type="gramStart"/>
+      <w:r>
+        <w:rPr>
+          <w:rFonts w:ascii="Times New Roman" w:hAnsi="Times New Roman" w:cs="Times New Roman"/>
+        </w:rPr>
+        <w:t>print(</w:t>
+      </w:r>
+      <w:proofErr w:type="gramEnd"/>
+      <w:r>
+        <w:rPr>
+          <w:rFonts w:ascii="Times New Roman" w:hAnsi="Times New Roman" w:cs="Times New Roman"/>
+        </w:rPr>
+        <w:t>"\n--- Dot Product ---")</w:t>
+      </w:r>
+    </w:p>
+    <w:p>
+      <w:pPr>
+        <w:rPr>
+          <w:rFonts w:ascii="Times New Roman" w:hAnsi="Times New Roman" w:cs="Times New Roman"/>
+        </w:rPr>
+      </w:pPr>
+      <w:r>
+        <w:rPr>
+          <w:rFonts w:ascii="Times New Roman" w:hAnsi="Times New Roman" w:cs="Times New Roman"/>
+        </w:rPr>
+        <w:t xml:space="preserve">vector1 = </w:t>
+      </w:r>
+      <w:proofErr w:type="gramStart"/>
+      <w:r>
+        <w:rPr>
+          <w:rFonts w:ascii="Times New Roman" w:hAnsi="Times New Roman" w:cs="Times New Roman"/>
+        </w:rPr>
+        <w:t>np.array</w:t>
+      </w:r>
+      <w:proofErr w:type="gramEnd"/>
+      <w:r>
+        <w:rPr>
+          <w:rFonts w:ascii="Times New Roman" w:hAnsi="Times New Roman" w:cs="Times New Roman"/>
+        </w:rPr>
+        <w:t>([1, 2, 3])</w:t>
+      </w:r>
+    </w:p>
+    <w:p>
+      <w:pPr>
+        <w:rPr>
+          <w:rFonts w:ascii="Times New Roman" w:hAnsi="Times New Roman" w:cs="Times New Roman"/>
+        </w:rPr>
+      </w:pPr>
+      <w:r>
+        <w:rPr>
+          <w:rFonts w:ascii="Times New Roman" w:hAnsi="Times New Roman" w:cs="Times New Roman"/>
+        </w:rPr>
+        <w:t xml:space="preserve">vector2 = </w:t>
+      </w:r>
+      <w:proofErr w:type="gramStart"/>
+      <w:r>
+        <w:rPr>
+          <w:rFonts w:ascii="Times New Roman" w:hAnsi="Times New Roman" w:cs="Times New Roman"/>
+        </w:rPr>
+        <w:t>np.array</w:t>
+      </w:r>
+      <w:proofErr w:type="gramEnd"/>
+      <w:r>
+        <w:rPr>
+          <w:rFonts w:ascii="Times New Roman" w:hAnsi="Times New Roman" w:cs="Times New Roman"/>
+        </w:rPr>
+        <w:t>([4, 5, 6])</w:t>
+      </w:r>
+    </w:p>
+    <w:p>
+      <w:pPr>
+        <w:rPr>
+          <w:rFonts w:ascii="Times New Roman" w:hAnsi="Times New Roman" w:cs="Times New Roman"/>
+        </w:rPr>
+      </w:pPr>
+      <w:r>
+        <w:rPr>
+          <w:rFonts w:ascii="Times New Roman" w:hAnsi="Times New Roman" w:cs="Times New Roman"/>
+        </w:rPr>
+        <w:t xml:space="preserve">dot_product = </w:t>
+      </w:r>
+      <w:proofErr w:type="gramStart"/>
+      <w:r>
+        <w:rPr>
+          <w:rFonts w:ascii="Times New Roman" w:hAnsi="Times New Roman" w:cs="Times New Roman"/>
+        </w:rPr>
+        <w:t>np.dot(</w:t>
+      </w:r>
+      <w:proofErr w:type="gramEnd"/>
+      <w:r>
+        <w:rPr>
+          <w:rFonts w:ascii="Times New Roman" w:hAnsi="Times New Roman" w:cs="Times New Roman"/>
+        </w:rPr>
+        <w:t>vector1, vector2)</w:t>
+      </w:r>
+    </w:p>
+    <w:p>
+      <w:pPr>
+        <w:rPr>
+          <w:rFonts w:ascii="Times New Roman" w:hAnsi="Times New Roman" w:cs="Times New Roman"/>
+        </w:rPr>
+      </w:pPr>
+      <w:proofErr w:type="gramStart"/>
+      <w:r>
+        <w:rPr>
+          <w:rFonts w:ascii="Times New Roman" w:hAnsi="Times New Roman" w:cs="Times New Roman"/>
+        </w:rPr>
+        <w:t>print(</w:t>
+      </w:r>
+      <w:proofErr w:type="gramEnd"/>
+      <w:r>
+        <w:rPr>
+          <w:rFonts w:ascii="Times New Roman" w:hAnsi="Times New Roman" w:cs="Times New Roman"/>
+        </w:rPr>
+        <w:t>f"Vector 1: {vector1}")</w:t>
+      </w:r>
+    </w:p>
+    <w:p>
+      <w:pPr>
+        <w:rPr>
+          <w:rFonts w:ascii="Times New Roman" w:hAnsi="Times New Roman" w:cs="Times New Roman"/>
+        </w:rPr>
+      </w:pPr>
+      <w:proofErr w:type="gramStart"/>
+      <w:r>
+        <w:rPr>
+          <w:rFonts w:ascii="Times New Roman" w:hAnsi="Times New Roman" w:cs="Times New Roman"/>
+        </w:rPr>
+        <w:t>print(</w:t>
+      </w:r>
+      <w:proofErr w:type="gramEnd"/>
+      <w:r>
+        <w:rPr>
+          <w:rFonts w:ascii="Times New Roman" w:hAnsi="Times New Roman" w:cs="Times New Roman"/>
+        </w:rPr>
+        <w:t>f"Vector 2: {vector2}")</w:t>
+      </w:r>
+    </w:p>
+    <w:p>
+      <w:pPr>
+        <w:rPr>
+          <w:rFonts w:ascii="Times New Roman" w:hAnsi="Times New Roman" w:cs="Times New Roman"/>
+        </w:rPr>
+      </w:pPr>
+      <w:proofErr w:type="gramStart"/>
+      <w:r>
+        <w:rPr>
+          <w:rFonts w:ascii="Times New Roman" w:hAnsi="Times New Roman" w:cs="Times New Roman"/>
+        </w:rPr>
+        <w:t>print(</w:t>
+      </w:r>
+      <w:proofErr w:type="gramEnd"/>
+      <w:r>
+        <w:rPr>
+          <w:rFonts w:ascii="Times New Roman" w:hAnsi="Times New Roman" w:cs="Times New Roman"/>
+        </w:rPr>
+        <w:t>f"Dot Product: {dot_product}")</w:t>
+      </w:r>
+    </w:p>
+    <w:p>
+      <w:pPr>
+        <w:rPr>
+          <w:rFonts w:ascii="Times New Roman" w:hAnsi="Times New Roman" w:cs="Times New Roman"/>
+        </w:rPr>
+      </w:pPr>
+    </w:p>
+    <w:p>
+      <w:pPr>
+        <w:rPr>
+          <w:rFonts w:ascii="Times New Roman" w:hAnsi="Times New Roman" w:cs="Times New Roman"/>
+        </w:rPr>
+      </w:pPr>
+      <w:proofErr w:type="gramStart"/>
+      <w:r>
+        <w:rPr>
+          <w:rFonts w:ascii="Times New Roman" w:hAnsi="Times New Roman" w:cs="Times New Roman"/>
+        </w:rPr>
+        <w:t>print(</w:t>
+      </w:r>
+      <w:proofErr w:type="gramEnd"/>
+      <w:r>
+        <w:rPr>
+          <w:rFonts w:ascii="Times New Roman" w:hAnsi="Times New Roman" w:cs="Times New Roman"/>
+        </w:rPr>
+        <w:t>"\n--- Cross Product ---")</w:t>
+      </w:r>
+    </w:p>
+    <w:p>
+      <w:pPr>
+        <w:rPr>
+          <w:rFonts w:ascii="Times New Roman" w:hAnsi="Times New Roman" w:cs="Times New Roman"/>
+        </w:rPr>
+      </w:pPr>
+      <w:r>
+        <w:rPr>
+          <w:rFonts w:ascii="Times New Roman" w:hAnsi="Times New Roman" w:cs="Times New Roman"/>
+        </w:rPr>
+        <w:t xml:space="preserve">cross_product = </w:t>
+      </w:r>
+      <w:proofErr w:type="gramStart"/>
+      <w:r>
+        <w:rPr>
+          <w:rFonts w:ascii="Times New Roman" w:hAnsi="Times New Roman" w:cs="Times New Roman"/>
+        </w:rPr>
+        <w:t>np.cross</w:t>
+      </w:r>
+      <w:proofErr w:type="gramEnd"/>
+      <w:r>
+        <w:rPr>
+          <w:rFonts w:ascii="Times New Roman" w:hAnsi="Times New Roman" w:cs="Times New Roman"/>
+        </w:rPr>
+        <w:t>(vector1, vector2)</w:t>
+      </w:r>
+    </w:p>
+    <w:p>
+      <w:pPr>
+        <w:rPr>
+          <w:rFonts w:ascii="Times New Roman" w:hAnsi="Times New Roman" w:cs="Times New Roman"/>
+        </w:rPr>
+      </w:pPr>
+      <w:proofErr w:type="gramStart"/>
+      <w:r>
+        <w:rPr>
+          <w:rFonts w:ascii="Times New Roman" w:hAnsi="Times New Roman" w:cs="Times New Roman"/>
+        </w:rPr>
+        <w:t>print(</w:t>
+      </w:r>
+      <w:proofErr w:type="gramEnd"/>
+      <w:r>
+        <w:rPr>
+          <w:rFonts w:ascii="Times New Roman" w:hAnsi="Times New Roman" w:cs="Times New Roman"/>
+        </w:rPr>
+        <w:t>f"Cross Product: {cross_product}")</w:t>
       </w:r>
     </w:p>
     <w:p>
@@ -841,20 +1266,48 @@
         <w:rPr>
           <w:rFonts w:ascii="Times New Roman" w:hAnsi="Times New Roman" w:cs="Times New Roman"/>
         </w:rPr>
-        <w:t>array1 = np.array([10, 20, 30, 40])</w:t>
-      </w:r>
-    </w:p>
-    <w:p>
-      <w:pPr>
-        <w:rPr>
-          <w:rFonts w:ascii="Times New Roman" w:hAnsi="Times New Roman" w:cs="Times New Roman"/>
-        </w:rPr>
-      </w:pPr>
-      <w:r>
-        <w:rPr>
-          <w:rFonts w:ascii="Times New Roman" w:hAnsi="Times New Roman" w:cs="Times New Roman"/>
-        </w:rPr>
-        <w:t>array2 = np.array([2, 4, 5, 8])</w:t>
+        <w:t xml:space="preserve">array1 = </w:t>
+      </w:r>
+      <w:proofErr w:type="gramStart"/>
+      <w:r>
+        <w:rPr>
+          <w:rFonts w:ascii="Times New Roman" w:hAnsi="Times New Roman" w:cs="Times New Roman"/>
+        </w:rPr>
+        <w:t>np.array</w:t>
+      </w:r>
+      <w:proofErr w:type="gramEnd"/>
+      <w:r>
+        <w:rPr>
+          <w:rFonts w:ascii="Times New Roman" w:hAnsi="Times New Roman" w:cs="Times New Roman"/>
+        </w:rPr>
+        <w:t>([10, 20, 30, 40])</w:t>
+      </w:r>
+    </w:p>
+    <w:p>
+      <w:pPr>
+        <w:rPr>
+          <w:rFonts w:ascii="Times New Roman" w:hAnsi="Times New Roman" w:cs="Times New Roman"/>
+        </w:rPr>
+      </w:pPr>
+      <w:r>
+        <w:rPr>
+          <w:rFonts w:ascii="Times New Roman" w:hAnsi="Times New Roman" w:cs="Times New Roman"/>
+        </w:rPr>
+        <w:t xml:space="preserve">array2 = </w:t>
+      </w:r>
+      <w:proofErr w:type="gramStart"/>
+      <w:r>
+        <w:rPr>
+          <w:rFonts w:ascii="Times New Roman" w:hAnsi="Times New Roman" w:cs="Times New Roman"/>
+        </w:rPr>
+        <w:t>np.array</w:t>
+      </w:r>
+      <w:proofErr w:type="gramEnd"/>
+      <w:r>
+        <w:rPr>
+          <w:rFonts w:ascii="Times New Roman" w:hAnsi="Times New Roman" w:cs="Times New Roman"/>
+        </w:rPr>
+        <w:t>([2, 4, 5, 8])</w:t>
       </w:r>
     </w:p>
     <w:p>
@@ -883,11 +1336,19 @@
           <w:rFonts w:ascii="Times New Roman" w:hAnsi="Times New Roman" w:cs="Times New Roman"/>
         </w:rPr>
       </w:pPr>
-      <w:r>
-        <w:rPr>
-          <w:rFonts w:ascii="Times New Roman" w:hAnsi="Times New Roman" w:cs="Times New Roman"/>
-        </w:rPr>
-        <w:t>print("Addition:", addition)</w:t>
+      <w:proofErr w:type="gramStart"/>
+      <w:r>
+        <w:rPr>
+          <w:rFonts w:ascii="Times New Roman" w:hAnsi="Times New Roman" w:cs="Times New Roman"/>
+        </w:rPr>
+        <w:t>print(</w:t>
+      </w:r>
+      <w:proofErr w:type="gramEnd"/>
+      <w:r>
+        <w:rPr>
+          <w:rFonts w:ascii="Times New Roman" w:hAnsi="Times New Roman" w:cs="Times New Roman"/>
+        </w:rPr>
+        <w:t>"Addition:", addition)</w:t>
       </w:r>
     </w:p>
     <w:p>
@@ -916,11 +1377,19 @@
           <w:rFonts w:ascii="Times New Roman" w:hAnsi="Times New Roman" w:cs="Times New Roman"/>
         </w:rPr>
       </w:pPr>
-      <w:r>
-        <w:rPr>
-          <w:rFonts w:ascii="Times New Roman" w:hAnsi="Times New Roman" w:cs="Times New Roman"/>
-        </w:rPr>
-        <w:t>print("Subtraction:", subtraction)</w:t>
+      <w:proofErr w:type="gramStart"/>
+      <w:r>
+        <w:rPr>
+          <w:rFonts w:ascii="Times New Roman" w:hAnsi="Times New Roman" w:cs="Times New Roman"/>
+        </w:rPr>
+        <w:t>print(</w:t>
+      </w:r>
+      <w:proofErr w:type="gramEnd"/>
+      <w:r>
+        <w:rPr>
+          <w:rFonts w:ascii="Times New Roman" w:hAnsi="Times New Roman" w:cs="Times New Roman"/>
+        </w:rPr>
+        <w:t>"Subtraction:", subtraction)</w:t>
       </w:r>
     </w:p>
     <w:p>
@@ -949,11 +1418,19 @@
           <w:rFonts w:ascii="Times New Roman" w:hAnsi="Times New Roman" w:cs="Times New Roman"/>
         </w:rPr>
       </w:pPr>
-      <w:r>
-        <w:rPr>
-          <w:rFonts w:ascii="Times New Roman" w:hAnsi="Times New Roman" w:cs="Times New Roman"/>
-        </w:rPr>
-        <w:t>print("Multiplication:", multiplication)</w:t>
+      <w:proofErr w:type="gramStart"/>
+      <w:r>
+        <w:rPr>
+          <w:rFonts w:ascii="Times New Roman" w:hAnsi="Times New Roman" w:cs="Times New Roman"/>
+        </w:rPr>
+        <w:t>print(</w:t>
+      </w:r>
+      <w:proofErr w:type="gramEnd"/>
+      <w:r>
+        <w:rPr>
+          <w:rFonts w:ascii="Times New Roman" w:hAnsi="Times New Roman" w:cs="Times New Roman"/>
+        </w:rPr>
+        <w:t>"Multiplication:", multiplication)</w:t>
       </w:r>
     </w:p>
     <w:p>
@@ -982,11 +1459,19 @@
           <w:rFonts w:ascii="Times New Roman" w:hAnsi="Times New Roman" w:cs="Times New Roman"/>
         </w:rPr>
       </w:pPr>
-      <w:r>
-        <w:rPr>
-          <w:rFonts w:ascii="Times New Roman" w:hAnsi="Times New Roman" w:cs="Times New Roman"/>
-        </w:rPr>
-        <w:t>print("Division:", division)</w:t>
+      <w:proofErr w:type="gramStart"/>
+      <w:r>
+        <w:rPr>
+          <w:rFonts w:ascii="Times New Roman" w:hAnsi="Times New Roman" w:cs="Times New Roman"/>
+        </w:rPr>
+        <w:t>print(</w:t>
+      </w:r>
+      <w:proofErr w:type="gramEnd"/>
+      <w:r>
+        <w:rPr>
+          <w:rFonts w:ascii="Times New Roman" w:hAnsi="Times New Roman" w:cs="Times New Roman"/>
+        </w:rPr>
+        <w:t>"Division:", division)</w:t>
       </w:r>
     </w:p>
     <w:p>
